--- a/rapports/2026-06-06/EQ26/EQ26_sup_v2/DR_091201010013/49-14-03-10.docx
+++ b/rapports/2026-06-06/EQ26/EQ26_sup_v2/DR_091201010013/49-14-03-10.docx
@@ -297,7 +297,7 @@
           <w:color w:val="1F6FEB"/>
           <w:sz w:val="22"/>
         </w:rPr>
-        <w:t>⚠ INCOHÉRENCES À CORRIGER (171)</w:t>
+        <w:t>⚠ INCOHÉRENCES À CORRIGER (164)</w:t>
       </w:r>
     </w:p>
     <w:tbl>
@@ -994,7 +994,7 @@
                 <w:color w:val="16A34A"/>
                 <w:sz w:val="16"/>
               </w:rPr>
-              <w:t>—</w:t>
+              <w:t>s01q32, s01q36, s01q38, s04q37_modif, s02q33, s02q34, s01q00b</w:t>
             </w:r>
           </w:p>
         </w:tc>
@@ -1025,7 +1025,7 @@
                 <w:i w:val="0"/>
                 <w:sz w:val="17"/>
               </w:rPr>
-              <w:t>Incohérence!!! seulement les écoles privées paient les frais de scolarité (y compris les frais d'inscription).</w:t>
+              <w:t>Peu probable!!! Vu l'âge (17 ans) de FATOU SENE 17 ou l'année à laquelle FATOU SENE 17 a fréquenté l'école pour la dernière fois (.) le dernier diplome de FATOU SENE 17 ne peut être le Certificat d'études primaires (CEP), prière de corriger cette incohérence ou confirmer avec le QG.</w:t>
             </w:r>
           </w:p>
         </w:tc>
@@ -1058,6 +1058,1356 @@
                 <w:i w:val="0"/>
                 <w:sz w:val="16"/>
               </w:rPr>
+              <w:t>S03</w:t>
+              <w:br/>
+            </w:r>
+            <w:r>
+              <w:rPr>
+                <w:b w:val="0"/>
+                <w:i w:val="0"/>
+                <w:color w:val="64748B"/>
+                <w:sz w:val="14"/>
+              </w:rPr>
+              <w:t>Santé</w:t>
+            </w:r>
+          </w:p>
+        </w:tc>
+        <w:tc>
+          <w:tcPr>
+            <w:tcW w:type="dxa" w:w="1531"/>
+          </w:tcPr>
+          <w:p>
+            <w:r>
+              <w:rPr>
+                <w:b/>
+                <w:i w:val="0"/>
+                <w:color w:val="16A34A"/>
+                <w:sz w:val="16"/>
+              </w:rPr>
+              <w:t>s03q29</w:t>
+            </w:r>
+          </w:p>
+        </w:tc>
+        <w:tc>
+          <w:tcPr>
+            <w:tcW w:type="dxa" w:w="1191"/>
+          </w:tcPr>
+          <w:p>
+            <w:r>
+              <w:rPr>
+                <w:b w:val="0"/>
+                <w:i w:val="0"/>
+                <w:color w:val="64748B"/>
+                <w:sz w:val="16"/>
+              </w:rPr>
+              <w:t>GT-CQ</w:t>
+            </w:r>
+          </w:p>
+        </w:tc>
+        <w:tc>
+          <w:tcPr>
+            <w:tcW w:type="dxa" w:w="4706"/>
+          </w:tcPr>
+          <w:p>
+            <w:r>
+              <w:rPr>
+                <w:b w:val="0"/>
+                <w:i w:val="0"/>
+                <w:sz w:val="17"/>
+              </w:rPr>
+              <w:t>Incoherence!!! SEYNABOU NDOUR 62 a supporté des frais pour appareils médicaux thérapeutiques tels que des béquilles, chaise roulante, prothèse dentaire, lunettes médicales etc (3.30=Oui) mais la depense liée à ce frais est nulle 0 ou ne sait pas dans la question (s03q29).</w:t>
+            </w:r>
+          </w:p>
+        </w:tc>
+      </w:tr>
+      <w:tr>
+        <w:tc>
+          <w:tcPr>
+            <w:tcW w:type="dxa" w:w="964"/>
+          </w:tcPr>
+          <w:p>
+            <w:r>
+              <w:rPr>
+                <w:b/>
+                <w:i w:val="0"/>
+                <w:color w:val="DC2626"/>
+                <w:sz w:val="16"/>
+              </w:rPr>
+              <w:t>Haute</w:t>
+            </w:r>
+          </w:p>
+        </w:tc>
+        <w:tc>
+          <w:tcPr>
+            <w:tcW w:type="dxa" w:w="1247"/>
+          </w:tcPr>
+          <w:p>
+            <w:r>
+              <w:rPr>
+                <w:b/>
+                <w:i w:val="0"/>
+                <w:sz w:val="16"/>
+              </w:rPr>
+              <w:t>S03</w:t>
+              <w:br/>
+            </w:r>
+            <w:r>
+              <w:rPr>
+                <w:b w:val="0"/>
+                <w:i w:val="0"/>
+                <w:color w:val="64748B"/>
+                <w:sz w:val="14"/>
+              </w:rPr>
+              <w:t>Santé</w:t>
+            </w:r>
+          </w:p>
+        </w:tc>
+        <w:tc>
+          <w:tcPr>
+            <w:tcW w:type="dxa" w:w="1531"/>
+          </w:tcPr>
+          <w:p>
+            <w:r>
+              <w:rPr>
+                <w:b/>
+                <w:i w:val="0"/>
+                <w:color w:val="16A34A"/>
+                <w:sz w:val="16"/>
+              </w:rPr>
+              <w:t>s03q29</w:t>
+            </w:r>
+          </w:p>
+        </w:tc>
+        <w:tc>
+          <w:tcPr>
+            <w:tcW w:type="dxa" w:w="1191"/>
+          </w:tcPr>
+          <w:p>
+            <w:r>
+              <w:rPr>
+                <w:b w:val="0"/>
+                <w:i w:val="0"/>
+                <w:color w:val="64748B"/>
+                <w:sz w:val="16"/>
+              </w:rPr>
+              <w:t>GT-CQ</w:t>
+            </w:r>
+          </w:p>
+        </w:tc>
+        <w:tc>
+          <w:tcPr>
+            <w:tcW w:type="dxa" w:w="4706"/>
+          </w:tcPr>
+          <w:p>
+            <w:r>
+              <w:rPr>
+                <w:b w:val="0"/>
+                <w:i w:val="0"/>
+                <w:sz w:val="17"/>
+              </w:rPr>
+              <w:t>Incoherence!!! SEYNABOU NDOUR 62 a supporté des frais de vaccination, circoncision ou bilan de santé (check up) au cours des 12 derniers mois (3.33=Oui) mais la depense liée à ce frais est nulle 0 ou ne sait pas dans la question (s03q29).</w:t>
+            </w:r>
+          </w:p>
+        </w:tc>
+      </w:tr>
+      <w:tr>
+        <w:tc>
+          <w:tcPr>
+            <w:tcW w:type="dxa" w:w="964"/>
+          </w:tcPr>
+          <w:p>
+            <w:r>
+              <w:rPr>
+                <w:b/>
+                <w:i w:val="0"/>
+                <w:color w:val="DC2626"/>
+                <w:sz w:val="16"/>
+              </w:rPr>
+              <w:t>Haute</w:t>
+            </w:r>
+          </w:p>
+        </w:tc>
+        <w:tc>
+          <w:tcPr>
+            <w:tcW w:type="dxa" w:w="1247"/>
+          </w:tcPr>
+          <w:p>
+            <w:r>
+              <w:rPr>
+                <w:b/>
+                <w:i w:val="0"/>
+                <w:sz w:val="16"/>
+              </w:rPr>
+              <w:t>S03</w:t>
+              <w:br/>
+            </w:r>
+            <w:r>
+              <w:rPr>
+                <w:b w:val="0"/>
+                <w:i w:val="0"/>
+                <w:color w:val="64748B"/>
+                <w:sz w:val="14"/>
+              </w:rPr>
+              <w:t>Santé</w:t>
+            </w:r>
+          </w:p>
+        </w:tc>
+        <w:tc>
+          <w:tcPr>
+            <w:tcW w:type="dxa" w:w="1531"/>
+          </w:tcPr>
+          <w:p>
+            <w:r>
+              <w:rPr>
+                <w:b/>
+                <w:i w:val="0"/>
+                <w:color w:val="16A34A"/>
+                <w:sz w:val="16"/>
+              </w:rPr>
+              <w:t>—</w:t>
+            </w:r>
+          </w:p>
+        </w:tc>
+        <w:tc>
+          <w:tcPr>
+            <w:tcW w:type="dxa" w:w="1191"/>
+          </w:tcPr>
+          <w:p>
+            <w:r>
+              <w:rPr>
+                <w:b w:val="0"/>
+                <w:i w:val="0"/>
+                <w:color w:val="64748B"/>
+                <w:sz w:val="16"/>
+              </w:rPr>
+              <w:t>GT-CQ</w:t>
+            </w:r>
+          </w:p>
+        </w:tc>
+        <w:tc>
+          <w:tcPr>
+            <w:tcW w:type="dxa" w:w="4706"/>
+          </w:tcPr>
+          <w:p>
+            <w:r>
+              <w:rPr>
+                <w:b w:val="0"/>
+                <w:i w:val="0"/>
+                <w:sz w:val="17"/>
+              </w:rPr>
+              <w:t>Incohérent !!! KHADY DIOP 63 s'est consulté la première fois pour cette maladie (Douleurs/fatigue) chez un médecin généraliste et vous dites que  KHADY DIOP 63 n'est pas concerné par le montant des frais de consultation d'un médecin généraliste (3.14=9999).</w:t>
+            </w:r>
+          </w:p>
+        </w:tc>
+      </w:tr>
+      <w:tr>
+        <w:tc>
+          <w:tcPr>
+            <w:tcW w:type="dxa" w:w="964"/>
+          </w:tcPr>
+          <w:p>
+            <w:r>
+              <w:rPr>
+                <w:b/>
+                <w:i w:val="0"/>
+                <w:color w:val="DC2626"/>
+                <w:sz w:val="16"/>
+              </w:rPr>
+              <w:t>Haute</w:t>
+            </w:r>
+          </w:p>
+        </w:tc>
+        <w:tc>
+          <w:tcPr>
+            <w:tcW w:type="dxa" w:w="1247"/>
+          </w:tcPr>
+          <w:p>
+            <w:r>
+              <w:rPr>
+                <w:b/>
+                <w:i w:val="0"/>
+                <w:sz w:val="16"/>
+              </w:rPr>
+              <w:t>S03</w:t>
+              <w:br/>
+            </w:r>
+            <w:r>
+              <w:rPr>
+                <w:b w:val="0"/>
+                <w:i w:val="0"/>
+                <w:color w:val="64748B"/>
+                <w:sz w:val="14"/>
+              </w:rPr>
+              <w:t>Santé</w:t>
+            </w:r>
+          </w:p>
+        </w:tc>
+        <w:tc>
+          <w:tcPr>
+            <w:tcW w:type="dxa" w:w="1531"/>
+          </w:tcPr>
+          <w:p>
+            <w:r>
+              <w:rPr>
+                <w:b/>
+                <w:i w:val="0"/>
+                <w:color w:val="16A34A"/>
+                <w:sz w:val="16"/>
+              </w:rPr>
+              <w:t>—</w:t>
+            </w:r>
+          </w:p>
+        </w:tc>
+        <w:tc>
+          <w:tcPr>
+            <w:tcW w:type="dxa" w:w="1191"/>
+          </w:tcPr>
+          <w:p>
+            <w:r>
+              <w:rPr>
+                <w:b w:val="0"/>
+                <w:i w:val="0"/>
+                <w:color w:val="64748B"/>
+                <w:sz w:val="16"/>
+              </w:rPr>
+              <w:t>GT-CQ</w:t>
+            </w:r>
+          </w:p>
+        </w:tc>
+        <w:tc>
+          <w:tcPr>
+            <w:tcW w:type="dxa" w:w="4706"/>
+          </w:tcPr>
+          <w:p>
+            <w:r>
+              <w:rPr>
+                <w:b w:val="0"/>
+                <w:i w:val="0"/>
+                <w:sz w:val="17"/>
+              </w:rPr>
+              <w:t>Prière de verifier cette incohérence auprès de l'enquêté ou confirmer.</w:t>
+            </w:r>
+          </w:p>
+        </w:tc>
+      </w:tr>
+      <w:tr>
+        <w:tc>
+          <w:tcPr>
+            <w:tcW w:type="dxa" w:w="964"/>
+          </w:tcPr>
+          <w:p>
+            <w:r>
+              <w:rPr>
+                <w:b/>
+                <w:i w:val="0"/>
+                <w:color w:val="DC2626"/>
+                <w:sz w:val="16"/>
+              </w:rPr>
+              <w:t>Haute</w:t>
+            </w:r>
+          </w:p>
+        </w:tc>
+        <w:tc>
+          <w:tcPr>
+            <w:tcW w:type="dxa" w:w="1247"/>
+          </w:tcPr>
+          <w:p>
+            <w:r>
+              <w:rPr>
+                <w:b/>
+                <w:i w:val="0"/>
+                <w:sz w:val="16"/>
+              </w:rPr>
+              <w:t>S07</w:t>
+              <w:br/>
+            </w:r>
+            <w:r>
+              <w:rPr>
+                <w:b w:val="0"/>
+                <w:i w:val="0"/>
+                <w:color w:val="64748B"/>
+                <w:sz w:val="14"/>
+              </w:rPr>
+              <w:t>Consommation alimentaire</w:t>
+            </w:r>
+          </w:p>
+        </w:tc>
+        <w:tc>
+          <w:tcPr>
+            <w:tcW w:type="dxa" w:w="1531"/>
+          </w:tcPr>
+          <w:p>
+            <w:r>
+              <w:rPr>
+                <w:b/>
+                <w:i w:val="0"/>
+                <w:color w:val="16A34A"/>
+                <w:sz w:val="16"/>
+              </w:rPr>
+              <w:t>s00q27, s01q00a, s01q12, s01q13, s02q04, s03q11, s03q12, s01q01</w:t>
+            </w:r>
+          </w:p>
+        </w:tc>
+        <w:tc>
+          <w:tcPr>
+            <w:tcW w:type="dxa" w:w="1191"/>
+          </w:tcPr>
+          <w:p>
+            <w:r>
+              <w:rPr>
+                <w:b w:val="0"/>
+                <w:i w:val="0"/>
+                <w:color w:val="64748B"/>
+                <w:sz w:val="16"/>
+              </w:rPr>
+              <w:t>GT-CQ</w:t>
+            </w:r>
+          </w:p>
+        </w:tc>
+        <w:tc>
+          <w:tcPr>
+            <w:tcW w:type="dxa" w:w="4706"/>
+          </w:tcPr>
+          <w:p>
+            <w:r>
+              <w:rPr>
+                <w:b w:val="0"/>
+                <w:i w:val="0"/>
+                <w:sz w:val="17"/>
+              </w:rPr>
+              <w:t>Avertissement!!! Le ménage a consommé 56 Morceau (Portion) de Moyen de Ail  ce qui semble incoherent pour une consommation aucours des 7 derniers jours, prière de verifier et corriger.</w:t>
+            </w:r>
+          </w:p>
+        </w:tc>
+      </w:tr>
+      <w:tr>
+        <w:tc>
+          <w:tcPr>
+            <w:tcW w:type="dxa" w:w="964"/>
+          </w:tcPr>
+          <w:p>
+            <w:r>
+              <w:rPr>
+                <w:b/>
+                <w:i w:val="0"/>
+                <w:color w:val="DC2626"/>
+                <w:sz w:val="16"/>
+              </w:rPr>
+              <w:t>Haute</w:t>
+            </w:r>
+          </w:p>
+        </w:tc>
+        <w:tc>
+          <w:tcPr>
+            <w:tcW w:type="dxa" w:w="1247"/>
+          </w:tcPr>
+          <w:p>
+            <w:r>
+              <w:rPr>
+                <w:b/>
+                <w:i w:val="0"/>
+                <w:sz w:val="16"/>
+              </w:rPr>
+              <w:t>S07</w:t>
+              <w:br/>
+            </w:r>
+            <w:r>
+              <w:rPr>
+                <w:b w:val="0"/>
+                <w:i w:val="0"/>
+                <w:color w:val="64748B"/>
+                <w:sz w:val="14"/>
+              </w:rPr>
+              <w:t>Consommation alimentaire</w:t>
+            </w:r>
+          </w:p>
+        </w:tc>
+        <w:tc>
+          <w:tcPr>
+            <w:tcW w:type="dxa" w:w="1531"/>
+          </w:tcPr>
+          <w:p>
+            <w:r>
+              <w:rPr>
+                <w:b/>
+                <w:i w:val="0"/>
+                <w:color w:val="16A34A"/>
+                <w:sz w:val="16"/>
+              </w:rPr>
+              <w:t>s00q27, s01q03a, s01q03b, s01q03c, s02q04, s03q14, s04q15, s04q16</w:t>
+            </w:r>
+          </w:p>
+        </w:tc>
+        <w:tc>
+          <w:tcPr>
+            <w:tcW w:type="dxa" w:w="1191"/>
+          </w:tcPr>
+          <w:p>
+            <w:r>
+              <w:rPr>
+                <w:b w:val="0"/>
+                <w:i w:val="0"/>
+                <w:color w:val="64748B"/>
+                <w:sz w:val="16"/>
+              </w:rPr>
+              <w:t>GT-CQ</w:t>
+            </w:r>
+          </w:p>
+        </w:tc>
+        <w:tc>
+          <w:tcPr>
+            <w:tcW w:type="dxa" w:w="4706"/>
+          </w:tcPr>
+          <w:p>
+            <w:r>
+              <w:rPr>
+                <w:b w:val="0"/>
+                <w:i w:val="0"/>
+                <w:sz w:val="17"/>
+              </w:rPr>
+              <w:t>Incohérence!! Dans ce ménage, chaque individus consomme par jour .5333334 Kg  de cereale; Prière de vérifier les quantités prises des produits cérealiers (de Riz local Gambiaka à Autres semoules de céréales) auprès du ménage ou confirmer avec le QG.</w:t>
+            </w:r>
+          </w:p>
+        </w:tc>
+      </w:tr>
+      <w:tr>
+        <w:tc>
+          <w:tcPr>
+            <w:tcW w:type="dxa" w:w="964"/>
+          </w:tcPr>
+          <w:p>
+            <w:r>
+              <w:rPr>
+                <w:b/>
+                <w:i w:val="0"/>
+                <w:color w:val="DC2626"/>
+                <w:sz w:val="16"/>
+              </w:rPr>
+              <w:t>Haute</w:t>
+            </w:r>
+          </w:p>
+        </w:tc>
+        <w:tc>
+          <w:tcPr>
+            <w:tcW w:type="dxa" w:w="1247"/>
+          </w:tcPr>
+          <w:p>
+            <w:r>
+              <w:rPr>
+                <w:b/>
+                <w:i w:val="0"/>
+                <w:sz w:val="16"/>
+              </w:rPr>
+              <w:t>S16</w:t>
+              <w:br/>
+            </w:r>
+            <w:r>
+              <w:rPr>
+                <w:b w:val="0"/>
+                <w:i w:val="0"/>
+                <w:color w:val="64748B"/>
+                <w:sz w:val="14"/>
+              </w:rPr>
+              <w:t>Agriculture</w:t>
+            </w:r>
+          </w:p>
+        </w:tc>
+        <w:tc>
+          <w:tcPr>
+            <w:tcW w:type="dxa" w:w="1531"/>
+          </w:tcPr>
+          <w:p>
+            <w:r>
+              <w:rPr>
+                <w:b/>
+                <w:i w:val="0"/>
+                <w:color w:val="16A34A"/>
+                <w:sz w:val="16"/>
+              </w:rPr>
+              <w:t>s01q02, s02q01__1, s02q02__1, s02q03__1, s02q15, s03q17, s04q28, s04q35d</w:t>
+            </w:r>
+          </w:p>
+        </w:tc>
+        <w:tc>
+          <w:tcPr>
+            <w:tcW w:type="dxa" w:w="1191"/>
+          </w:tcPr>
+          <w:p>
+            <w:r>
+              <w:rPr>
+                <w:b w:val="0"/>
+                <w:i w:val="0"/>
+                <w:color w:val="64748B"/>
+                <w:sz w:val="16"/>
+              </w:rPr>
+              <w:t>GT-CQ</w:t>
+            </w:r>
+          </w:p>
+        </w:tc>
+        <w:tc>
+          <w:tcPr>
+            <w:tcW w:type="dxa" w:w="4706"/>
+          </w:tcPr>
+          <w:p>
+            <w:r>
+              <w:rPr>
+                <w:b w:val="0"/>
+                <w:i w:val="0"/>
+                <w:sz w:val="17"/>
+              </w:rPr>
+              <w:t>Incoherence! Le nombre de cultures dans la parcelle PARCELLE ARBORICULTURE est de 5 cultures qui semble trop élévé ou non renseigné, prière de corriger.</w:t>
+            </w:r>
+          </w:p>
+        </w:tc>
+      </w:tr>
+      <w:tr>
+        <w:tc>
+          <w:tcPr>
+            <w:tcW w:type="dxa" w:w="964"/>
+          </w:tcPr>
+          <w:p>
+            <w:r>
+              <w:rPr>
+                <w:b/>
+                <w:i w:val="0"/>
+                <w:color w:val="DC2626"/>
+                <w:sz w:val="16"/>
+              </w:rPr>
+              <w:t>Haute</w:t>
+            </w:r>
+          </w:p>
+        </w:tc>
+        <w:tc>
+          <w:tcPr>
+            <w:tcW w:type="dxa" w:w="1247"/>
+          </w:tcPr>
+          <w:p>
+            <w:r>
+              <w:rPr>
+                <w:b/>
+                <w:i w:val="0"/>
+                <w:sz w:val="16"/>
+              </w:rPr>
+              <w:t>S16</w:t>
+              <w:br/>
+            </w:r>
+            <w:r>
+              <w:rPr>
+                <w:b w:val="0"/>
+                <w:i w:val="0"/>
+                <w:color w:val="64748B"/>
+                <w:sz w:val="14"/>
+              </w:rPr>
+              <w:t>Agriculture</w:t>
+            </w:r>
+          </w:p>
+        </w:tc>
+        <w:tc>
+          <w:tcPr>
+            <w:tcW w:type="dxa" w:w="1531"/>
+          </w:tcPr>
+          <w:p>
+            <w:r>
+              <w:rPr>
+                <w:b/>
+                <w:i w:val="0"/>
+                <w:color w:val="16A34A"/>
+                <w:sz w:val="16"/>
+              </w:rPr>
+              <w:t>s00q07a, s00q08, s00q10, s00q13_0, s00q15_0, s00q17_0, s00q23a, s00q23b</w:t>
+            </w:r>
+          </w:p>
+        </w:tc>
+        <w:tc>
+          <w:tcPr>
+            <w:tcW w:type="dxa" w:w="1191"/>
+          </w:tcPr>
+          <w:p>
+            <w:r>
+              <w:rPr>
+                <w:b w:val="0"/>
+                <w:i w:val="0"/>
+                <w:color w:val="64748B"/>
+                <w:sz w:val="16"/>
+              </w:rPr>
+              <w:t>GT-CQ</w:t>
+            </w:r>
+          </w:p>
+        </w:tc>
+        <w:tc>
+          <w:tcPr>
+            <w:tcW w:type="dxa" w:w="4706"/>
+          </w:tcPr>
+          <w:p>
+            <w:r>
+              <w:rPr>
+                <w:b w:val="0"/>
+                <w:i w:val="0"/>
+                <w:sz w:val="17"/>
+              </w:rPr>
+              <w:t>La somme des quantités consommées (25 kg), des quantités offertes (0 kg),  des quantités vendus (35 kg) et des quantités en stock (5 kg) depasse la quantité totale (2 kg) que le ménage a eu après la recolte de Niébé , prière de corriger cette incoherence.</w:t>
+            </w:r>
+          </w:p>
+        </w:tc>
+      </w:tr>
+      <w:tr>
+        <w:tc>
+          <w:tcPr>
+            <w:tcW w:type="dxa" w:w="964"/>
+          </w:tcPr>
+          <w:p>
+            <w:r>
+              <w:rPr>
+                <w:b/>
+                <w:i w:val="0"/>
+                <w:color w:val="DC2626"/>
+                <w:sz w:val="16"/>
+              </w:rPr>
+              <w:t>Haute</w:t>
+            </w:r>
+          </w:p>
+        </w:tc>
+        <w:tc>
+          <w:tcPr>
+            <w:tcW w:type="dxa" w:w="1247"/>
+          </w:tcPr>
+          <w:p>
+            <w:r>
+              <w:rPr>
+                <w:b/>
+                <w:i w:val="0"/>
+                <w:sz w:val="16"/>
+              </w:rPr>
+              <w:t>S16</w:t>
+              <w:br/>
+            </w:r>
+            <w:r>
+              <w:rPr>
+                <w:b w:val="0"/>
+                <w:i w:val="0"/>
+                <w:color w:val="64748B"/>
+                <w:sz w:val="14"/>
+              </w:rPr>
+              <w:t>Agriculture</w:t>
+            </w:r>
+          </w:p>
+        </w:tc>
+        <w:tc>
+          <w:tcPr>
+            <w:tcW w:type="dxa" w:w="1531"/>
+          </w:tcPr>
+          <w:p>
+            <w:r>
+              <w:rPr>
+                <w:b/>
+                <w:i w:val="0"/>
+                <w:color w:val="16A34A"/>
+                <w:sz w:val="16"/>
+              </w:rPr>
+              <w:t>s16dq05a, s16dq05c</w:t>
+            </w:r>
+          </w:p>
+        </w:tc>
+        <w:tc>
+          <w:tcPr>
+            <w:tcW w:type="dxa" w:w="1191"/>
+          </w:tcPr>
+          <w:p>
+            <w:r>
+              <w:rPr>
+                <w:b w:val="0"/>
+                <w:i w:val="0"/>
+                <w:color w:val="64748B"/>
+                <w:sz w:val="16"/>
+              </w:rPr>
+              <w:t>GT-CQ</w:t>
+            </w:r>
+          </w:p>
+        </w:tc>
+        <w:tc>
+          <w:tcPr>
+            <w:tcW w:type="dxa" w:w="4706"/>
+          </w:tcPr>
+          <w:p>
+            <w:r>
+              <w:rPr>
+                <w:b w:val="0"/>
+                <w:i w:val="0"/>
+                <w:sz w:val="17"/>
+              </w:rPr>
+              <w:t>La quantité de s16dq05a estimée en Kg est incohérente avec la prise dans la question s16dq05c, prière de bien estimer et mettre la valeur exacte.</w:t>
+            </w:r>
+          </w:p>
+        </w:tc>
+      </w:tr>
+      <w:tr>
+        <w:tc>
+          <w:tcPr>
+            <w:tcW w:type="dxa" w:w="964"/>
+          </w:tcPr>
+          <w:p>
+            <w:r>
+              <w:rPr>
+                <w:b/>
+                <w:i w:val="0"/>
+                <w:color w:val="DC2626"/>
+                <w:sz w:val="16"/>
+              </w:rPr>
+              <w:t>Haute</w:t>
+            </w:r>
+          </w:p>
+        </w:tc>
+        <w:tc>
+          <w:tcPr>
+            <w:tcW w:type="dxa" w:w="1247"/>
+          </w:tcPr>
+          <w:p>
+            <w:r>
+              <w:rPr>
+                <w:b/>
+                <w:i w:val="0"/>
+                <w:sz w:val="16"/>
+              </w:rPr>
+              <w:t>S16</w:t>
+              <w:br/>
+            </w:r>
+            <w:r>
+              <w:rPr>
+                <w:b w:val="0"/>
+                <w:i w:val="0"/>
+                <w:color w:val="64748B"/>
+                <w:sz w:val="14"/>
+              </w:rPr>
+              <w:t>Agriculture</w:t>
+            </w:r>
+          </w:p>
+        </w:tc>
+        <w:tc>
+          <w:tcPr>
+            <w:tcW w:type="dxa" w:w="1531"/>
+          </w:tcPr>
+          <w:p>
+            <w:r>
+              <w:rPr>
+                <w:b/>
+                <w:i w:val="0"/>
+                <w:color w:val="16A34A"/>
+                <w:sz w:val="16"/>
+              </w:rPr>
+              <w:t>s00q07a, s00q08, s00q10, s00q13_0, s00q15_0, s00q17_0, s00q23a, s00q23b</w:t>
+            </w:r>
+          </w:p>
+        </w:tc>
+        <w:tc>
+          <w:tcPr>
+            <w:tcW w:type="dxa" w:w="1191"/>
+          </w:tcPr>
+          <w:p>
+            <w:r>
+              <w:rPr>
+                <w:b w:val="0"/>
+                <w:i w:val="0"/>
+                <w:color w:val="64748B"/>
+                <w:sz w:val="16"/>
+              </w:rPr>
+              <w:t>GT-CQ</w:t>
+            </w:r>
+          </w:p>
+        </w:tc>
+        <w:tc>
+          <w:tcPr>
+            <w:tcW w:type="dxa" w:w="4706"/>
+          </w:tcPr>
+          <w:p>
+            <w:r>
+              <w:rPr>
+                <w:b w:val="0"/>
+                <w:i w:val="0"/>
+                <w:sz w:val="17"/>
+              </w:rPr>
+              <w:t>La somme des quantités consommées (800 kg), des quantités offertes (0 kg),  des quantités vendus (0 kg) et des quantités en stock (200 kg) depasse la quantité totale (2 kg) que le ménage a eu après la recolte de Mil , prière de corriger cette incoherence.</w:t>
+            </w:r>
+          </w:p>
+        </w:tc>
+      </w:tr>
+      <w:tr>
+        <w:tc>
+          <w:tcPr>
+            <w:tcW w:type="dxa" w:w="964"/>
+          </w:tcPr>
+          <w:p>
+            <w:r>
+              <w:rPr>
+                <w:b/>
+                <w:i w:val="0"/>
+                <w:color w:val="DC2626"/>
+                <w:sz w:val="16"/>
+              </w:rPr>
+              <w:t>Haute</w:t>
+            </w:r>
+          </w:p>
+        </w:tc>
+        <w:tc>
+          <w:tcPr>
+            <w:tcW w:type="dxa" w:w="1247"/>
+          </w:tcPr>
+          <w:p>
+            <w:r>
+              <w:rPr>
+                <w:b/>
+                <w:i w:val="0"/>
+                <w:sz w:val="16"/>
+              </w:rPr>
+              <w:t>S17</w:t>
+              <w:br/>
+            </w:r>
+            <w:r>
+              <w:rPr>
+                <w:b w:val="0"/>
+                <w:i w:val="0"/>
+                <w:color w:val="64748B"/>
+                <w:sz w:val="14"/>
+              </w:rPr>
+              <w:t>Élevage</w:t>
+            </w:r>
+          </w:p>
+        </w:tc>
+        <w:tc>
+          <w:tcPr>
+            <w:tcW w:type="dxa" w:w="1531"/>
+          </w:tcPr>
+          <w:p>
+            <w:r>
+              <w:rPr>
+                <w:b/>
+                <w:i w:val="0"/>
+                <w:color w:val="16A34A"/>
+                <w:sz w:val="16"/>
+              </w:rPr>
+              <w:t>s17q18a, s17q18b, s17q18c, s17q18d, s17q18e, s17q18f, s17q18g, s17q18h</w:t>
+            </w:r>
+          </w:p>
+        </w:tc>
+        <w:tc>
+          <w:tcPr>
+            <w:tcW w:type="dxa" w:w="1191"/>
+          </w:tcPr>
+          <w:p>
+            <w:r>
+              <w:rPr>
+                <w:b w:val="0"/>
+                <w:i w:val="0"/>
+                <w:color w:val="64748B"/>
+                <w:sz w:val="16"/>
+              </w:rPr>
+              <w:t>GT-CQ</w:t>
+            </w:r>
+          </w:p>
+        </w:tc>
+        <w:tc>
+          <w:tcPr>
+            <w:tcW w:type="dxa" w:w="4706"/>
+          </w:tcPr>
+          <w:p>
+            <w:r>
+              <w:rPr>
+                <w:b w:val="0"/>
+                <w:i w:val="0"/>
+                <w:sz w:val="17"/>
+              </w:rPr>
+              <w:t>Incohérence!! Le ménage a dit qu'il a abbatu un Autres volailles dans les fêtes mais vous n'avez declaré aucun nombre d'animal abbatu dans les fêtes, prière de renseigner les nombre dans les questions (s17q18a s17q18b s17q18c s17q18d s17q18e s17q18f s17q18g s17q18h s17q18i).</w:t>
+            </w:r>
+          </w:p>
+        </w:tc>
+      </w:tr>
+      <w:tr>
+        <w:tc>
+          <w:tcPr>
+            <w:tcW w:type="dxa" w:w="964"/>
+          </w:tcPr>
+          <w:p>
+            <w:r>
+              <w:rPr>
+                <w:b/>
+                <w:i w:val="0"/>
+                <w:color w:val="EA580C"/>
+                <w:sz w:val="16"/>
+              </w:rPr>
+              <w:t>Moyenne</w:t>
+            </w:r>
+          </w:p>
+        </w:tc>
+        <w:tc>
+          <w:tcPr>
+            <w:tcW w:type="dxa" w:w="1247"/>
+          </w:tcPr>
+          <w:p>
+            <w:r>
+              <w:rPr>
+                <w:b/>
+                <w:i w:val="0"/>
+                <w:sz w:val="16"/>
+              </w:rPr>
+              <w:t>S00</w:t>
+              <w:br/>
+            </w:r>
+            <w:r>
+              <w:rPr>
+                <w:b w:val="0"/>
+                <w:i w:val="0"/>
+                <w:color w:val="64748B"/>
+                <w:sz w:val="14"/>
+              </w:rPr>
+              <w:t>Identification</w:t>
+            </w:r>
+          </w:p>
+        </w:tc>
+        <w:tc>
+          <w:tcPr>
+            <w:tcW w:type="dxa" w:w="1531"/>
+          </w:tcPr>
+          <w:p>
+            <w:r>
+              <w:rPr>
+                <w:b/>
+                <w:i w:val="0"/>
+                <w:color w:val="16A34A"/>
+                <w:sz w:val="16"/>
+              </w:rPr>
+              <w:t>s00q27</w:t>
+            </w:r>
+          </w:p>
+        </w:tc>
+        <w:tc>
+          <w:tcPr>
+            <w:tcW w:type="dxa" w:w="1191"/>
+          </w:tcPr>
+          <w:p>
+            <w:r>
+              <w:rPr>
+                <w:b w:val="0"/>
+                <w:i w:val="0"/>
+                <w:color w:val="64748B"/>
+                <w:sz w:val="16"/>
+              </w:rPr>
+              <w:t>GT-CQ</w:t>
+            </w:r>
+          </w:p>
+        </w:tc>
+        <w:tc>
+          <w:tcPr>
+            <w:tcW w:type="dxa" w:w="4706"/>
+          </w:tcPr>
+          <w:p>
+            <w:r>
+              <w:rPr>
+                <w:b w:val="0"/>
+                <w:i w:val="0"/>
+                <w:sz w:val="17"/>
+              </w:rPr>
+              <w:t>Le questionnaire semble ne pas être complètement fini mais le questionnaire est en statut complet, prière de compléter le questionnaire.</w:t>
+            </w:r>
+          </w:p>
+        </w:tc>
+      </w:tr>
+      <w:tr>
+        <w:tc>
+          <w:tcPr>
+            <w:tcW w:type="dxa" w:w="964"/>
+          </w:tcPr>
+          <w:p>
+            <w:r>
+              <w:rPr>
+                <w:b/>
+                <w:i w:val="0"/>
+                <w:color w:val="EA580C"/>
+                <w:sz w:val="16"/>
+              </w:rPr>
+              <w:t>Moyenne</w:t>
+            </w:r>
+          </w:p>
+        </w:tc>
+        <w:tc>
+          <w:tcPr>
+            <w:tcW w:type="dxa" w:w="1247"/>
+          </w:tcPr>
+          <w:p>
+            <w:r>
+              <w:rPr>
+                <w:b/>
+                <w:i w:val="0"/>
+                <w:sz w:val="16"/>
+              </w:rPr>
+              <w:t>S00</w:t>
+              <w:br/>
+            </w:r>
+            <w:r>
+              <w:rPr>
+                <w:b w:val="0"/>
+                <w:i w:val="0"/>
+                <w:color w:val="64748B"/>
+                <w:sz w:val="14"/>
+              </w:rPr>
+              <w:t>Identification</w:t>
+            </w:r>
+          </w:p>
+        </w:tc>
+        <w:tc>
+          <w:tcPr>
+            <w:tcW w:type="dxa" w:w="1531"/>
+          </w:tcPr>
+          <w:p>
+            <w:r>
+              <w:rPr>
+                <w:b/>
+                <w:i w:val="0"/>
+                <w:color w:val="16A34A"/>
+                <w:sz w:val="16"/>
+              </w:rPr>
+              <w:t>—</w:t>
+            </w:r>
+          </w:p>
+        </w:tc>
+        <w:tc>
+          <w:tcPr>
+            <w:tcW w:type="dxa" w:w="1191"/>
+          </w:tcPr>
+          <w:p>
+            <w:r>
+              <w:rPr>
+                <w:b w:val="0"/>
+                <w:i w:val="0"/>
+                <w:color w:val="64748B"/>
+                <w:sz w:val="16"/>
+              </w:rPr>
+              <w:t>GT-CQ</w:t>
+            </w:r>
+          </w:p>
+        </w:tc>
+        <w:tc>
+          <w:tcPr>
+            <w:tcW w:type="dxa" w:w="4706"/>
+          </w:tcPr>
+          <w:p>
+            <w:r>
+              <w:rPr>
+                <w:b w:val="0"/>
+                <w:i w:val="0"/>
+                <w:sz w:val="17"/>
+              </w:rPr>
+              <w:t>L'adresse ou la localisation du ménage doit être bien renseignée, ne doit pas contenir des numéros de téléphone et elle semble courte pour être une adresse.</w:t>
+            </w:r>
+          </w:p>
+        </w:tc>
+      </w:tr>
+      <w:tr>
+        <w:tc>
+          <w:tcPr>
+            <w:tcW w:type="dxa" w:w="964"/>
+          </w:tcPr>
+          <w:p>
+            <w:r>
+              <w:rPr>
+                <w:b/>
+                <w:i w:val="0"/>
+                <w:color w:val="EA580C"/>
+                <w:sz w:val="16"/>
+              </w:rPr>
+              <w:t>Moyenne</w:t>
+            </w:r>
+          </w:p>
+        </w:tc>
+        <w:tc>
+          <w:tcPr>
+            <w:tcW w:type="dxa" w:w="1247"/>
+          </w:tcPr>
+          <w:p>
+            <w:r>
+              <w:rPr>
+                <w:b/>
+                <w:i w:val="0"/>
+                <w:sz w:val="16"/>
+              </w:rPr>
+              <w:t>S00</w:t>
+              <w:br/>
+            </w:r>
+            <w:r>
+              <w:rPr>
+                <w:b w:val="0"/>
+                <w:i w:val="0"/>
+                <w:color w:val="64748B"/>
+                <w:sz w:val="14"/>
+              </w:rPr>
+              <w:t>Identification</w:t>
+            </w:r>
+          </w:p>
+        </w:tc>
+        <w:tc>
+          <w:tcPr>
+            <w:tcW w:type="dxa" w:w="1531"/>
+          </w:tcPr>
+          <w:p>
+            <w:r>
+              <w:rPr>
+                <w:b/>
+                <w:i w:val="0"/>
+                <w:color w:val="16A34A"/>
+                <w:sz w:val="16"/>
+              </w:rPr>
+              <w:t>—</w:t>
+            </w:r>
+          </w:p>
+        </w:tc>
+        <w:tc>
+          <w:tcPr>
+            <w:tcW w:type="dxa" w:w="1191"/>
+          </w:tcPr>
+          <w:p>
+            <w:r>
+              <w:rPr>
+                <w:b w:val="0"/>
+                <w:i w:val="0"/>
+                <w:color w:val="64748B"/>
+                <w:sz w:val="16"/>
+              </w:rPr>
+              <w:t>GT-CQ</w:t>
+            </w:r>
+          </w:p>
+        </w:tc>
+        <w:tc>
+          <w:tcPr>
+            <w:tcW w:type="dxa" w:w="4706"/>
+          </w:tcPr>
+          <w:p>
+            <w:r>
+              <w:rPr>
+                <w:b w:val="0"/>
+                <w:i w:val="0"/>
+                <w:sz w:val="17"/>
+              </w:rPr>
+              <w:t>Prière de renseigner la bonne adresse.</w:t>
+            </w:r>
+          </w:p>
+        </w:tc>
+      </w:tr>
+      <w:tr>
+        <w:tc>
+          <w:tcPr>
+            <w:tcW w:type="dxa" w:w="964"/>
+          </w:tcPr>
+          <w:p>
+            <w:r>
+              <w:rPr>
+                <w:b/>
+                <w:i w:val="0"/>
+                <w:color w:val="EA580C"/>
+                <w:sz w:val="16"/>
+              </w:rPr>
+              <w:t>Moyenne</w:t>
+            </w:r>
+          </w:p>
+        </w:tc>
+        <w:tc>
+          <w:tcPr>
+            <w:tcW w:type="dxa" w:w="1247"/>
+          </w:tcPr>
+          <w:p>
+            <w:r>
+              <w:rPr>
+                <w:b/>
+                <w:i w:val="0"/>
+                <w:sz w:val="16"/>
+              </w:rPr>
+              <w:t>S01</w:t>
+              <w:br/>
+            </w:r>
+            <w:r>
+              <w:rPr>
+                <w:b w:val="0"/>
+                <w:i w:val="0"/>
+                <w:color w:val="64748B"/>
+                <w:sz w:val="14"/>
+              </w:rPr>
+              <w:t>Démographie</w:t>
+            </w:r>
+          </w:p>
+        </w:tc>
+        <w:tc>
+          <w:tcPr>
+            <w:tcW w:type="dxa" w:w="1531"/>
+          </w:tcPr>
+          <w:p>
+            <w:r>
+              <w:rPr>
+                <w:b/>
+                <w:i w:val="0"/>
+                <w:color w:val="16A34A"/>
+                <w:sz w:val="16"/>
+              </w:rPr>
+              <w:t>s01q33</w:t>
+            </w:r>
+          </w:p>
+        </w:tc>
+        <w:tc>
+          <w:tcPr>
+            <w:tcW w:type="dxa" w:w="1191"/>
+          </w:tcPr>
+          <w:p>
+            <w:r>
+              <w:rPr>
+                <w:b w:val="0"/>
+                <w:i w:val="0"/>
+                <w:color w:val="64748B"/>
+                <w:sz w:val="16"/>
+              </w:rPr>
+              <w:t>Natif SuSo</w:t>
+            </w:r>
+          </w:p>
+        </w:tc>
+        <w:tc>
+          <w:tcPr>
+            <w:tcW w:type="dxa" w:w="4706"/>
+          </w:tcPr>
+          <w:p>
+            <w:r>
+              <w:rPr>
+                <w:b w:val="0"/>
+                <w:i w:val="0"/>
+                <w:sz w:val="17"/>
+              </w:rPr>
+              <w:t>Attention! %rostertitle% est personne non apparentée au CM/Conjoint ou domestique mais la personne sélectionnée n'a pas été déclarée en 1.02 comme étant personne non apparentée au CM/Conjoint ou domestique. Veuillez corriger.</w:t>
+            </w:r>
+          </w:p>
+        </w:tc>
+      </w:tr>
+      <w:tr>
+        <w:tc>
+          <w:tcPr>
+            <w:tcW w:type="dxa" w:w="964"/>
+          </w:tcPr>
+          <w:p>
+            <w:r>
+              <w:rPr>
+                <w:b/>
+                <w:i w:val="0"/>
+                <w:color w:val="EA580C"/>
+                <w:sz w:val="16"/>
+              </w:rPr>
+              <w:t>Moyenne</w:t>
+            </w:r>
+          </w:p>
+        </w:tc>
+        <w:tc>
+          <w:tcPr>
+            <w:tcW w:type="dxa" w:w="1247"/>
+          </w:tcPr>
+          <w:p>
+            <w:r>
+              <w:rPr>
+                <w:b/>
+                <w:i w:val="0"/>
+                <w:sz w:val="16"/>
+              </w:rPr>
               <w:t>S02</w:t>
               <w:br/>
             </w:r>
@@ -1084,7 +2434,7 @@
                 <w:color w:val="16A34A"/>
                 <w:sz w:val="16"/>
               </w:rPr>
-              <w:t>s01q32, s01q36, s01q38, s04q37_modif, s02q33, s02q34, s01q00b</w:t>
+              <w:t>—</w:t>
             </w:r>
           </w:p>
         </w:tc>
@@ -1115,7 +2465,7 @@
                 <w:i w:val="0"/>
                 <w:sz w:val="17"/>
               </w:rPr>
-              <w:t>Peu probable!!! Vu l'âge (17 ans) de FATOU SENE 17 ou l'année à laquelle FATOU SENE 17 a fréquenté l'école pour la dernière fois (.) le dernier diplome de FATOU SENE 17 ne peut être le Certificat d'études primaires (CEP), prière de corriger cette incohérence ou confirmer avec le QG.</w:t>
+              <w:t>Le montant des frais de cantines ou de restauration (1000 FCFA) pour l'année scolaire de ABDOUL AHAD GUEYE 4 qui fréquente 1ére année de Maternelle  semble faible.</w:t>
             </w:r>
           </w:p>
         </w:tc>
@@ -1130,10 +2480,10 @@
               <w:rPr>
                 <w:b/>
                 <w:i w:val="0"/>
-                <w:color w:val="DC2626"/>
-                <w:sz w:val="16"/>
-              </w:rPr>
-              <w:t>Haute</w:t>
+                <w:color w:val="EA580C"/>
+                <w:sz w:val="16"/>
+              </w:rPr>
+              <w:t>Moyenne</w:t>
             </w:r>
           </w:p>
         </w:tc>
@@ -1148,7 +2498,7 @@
                 <w:i w:val="0"/>
                 <w:sz w:val="16"/>
               </w:rPr>
-              <w:t>S03</w:t>
+              <w:t>S02</w:t>
               <w:br/>
             </w:r>
             <w:r>
@@ -1158,7 +2508,7 @@
                 <w:color w:val="64748B"/>
                 <w:sz w:val="14"/>
               </w:rPr>
-              <w:t>Santé</w:t>
+              <w:t>Éducation</w:t>
             </w:r>
           </w:p>
         </w:tc>
@@ -1174,7 +2524,7 @@
                 <w:color w:val="16A34A"/>
                 <w:sz w:val="16"/>
               </w:rPr>
-              <w:t>s03q29</w:t>
+              <w:t>—</w:t>
             </w:r>
           </w:p>
         </w:tc>
@@ -1205,7 +2555,7 @@
                 <w:i w:val="0"/>
                 <w:sz w:val="17"/>
               </w:rPr>
-              <w:t>Incoherence!!! SEYNABOU NDOUR 62 a supporté des frais pour appareils médicaux thérapeutiques tels que des béquilles, chaise roulante, prothèse dentaire, lunettes médicales etc (3.30=Oui) mais la depense liée à ce frais est nulle 0 ou ne sait pas dans la question (s03q29).</w:t>
+              <w:t>Veuillez, s'il vous plait, confirmer ces informations avec le QG ou apporter les corrections nécessaires.</w:t>
             </w:r>
           </w:p>
         </w:tc>
@@ -1220,10 +2570,10 @@
               <w:rPr>
                 <w:b/>
                 <w:i w:val="0"/>
-                <w:color w:val="DC2626"/>
-                <w:sz w:val="16"/>
-              </w:rPr>
-              <w:t>Haute</w:t>
+                <w:color w:val="EA580C"/>
+                <w:sz w:val="16"/>
+              </w:rPr>
+              <w:t>Moyenne</w:t>
             </w:r>
           </w:p>
         </w:tc>
@@ -1238,7 +2588,7 @@
                 <w:i w:val="0"/>
                 <w:sz w:val="16"/>
               </w:rPr>
-              <w:t>S03</w:t>
+              <w:t>S02</w:t>
               <w:br/>
             </w:r>
             <w:r>
@@ -1248,7 +2598,7 @@
                 <w:color w:val="64748B"/>
                 <w:sz w:val="14"/>
               </w:rPr>
-              <w:t>Santé</w:t>
+              <w:t>Éducation</w:t>
             </w:r>
           </w:p>
         </w:tc>
@@ -1264,7 +2614,7 @@
                 <w:color w:val="16A34A"/>
                 <w:sz w:val="16"/>
               </w:rPr>
-              <w:t>s03q29</w:t>
+              <w:t>—</w:t>
             </w:r>
           </w:p>
         </w:tc>
@@ -1295,1987 +2645,7 @@
                 <w:i w:val="0"/>
                 <w:sz w:val="17"/>
               </w:rPr>
-              <w:t>Incoherence!!! SEYNABOU NDOUR 62 a supporté des frais de vaccination, circoncision ou bilan de santé (check up) au cours des 12 derniers mois (3.33=Oui) mais la depense liée à ce frais est nulle 0 ou ne sait pas dans la question (s03q29).</w:t>
-            </w:r>
-          </w:p>
-        </w:tc>
-      </w:tr>
-      <w:tr>
-        <w:tc>
-          <w:tcPr>
-            <w:tcW w:type="dxa" w:w="964"/>
-          </w:tcPr>
-          <w:p>
-            <w:r>
-              <w:rPr>
-                <w:b/>
-                <w:i w:val="0"/>
-                <w:color w:val="DC2626"/>
-                <w:sz w:val="16"/>
-              </w:rPr>
-              <w:t>Haute</w:t>
-            </w:r>
-          </w:p>
-        </w:tc>
-        <w:tc>
-          <w:tcPr>
-            <w:tcW w:type="dxa" w:w="1247"/>
-          </w:tcPr>
-          <w:p>
-            <w:r>
-              <w:rPr>
-                <w:b/>
-                <w:i w:val="0"/>
-                <w:sz w:val="16"/>
-              </w:rPr>
-              <w:t>S03</w:t>
-              <w:br/>
-            </w:r>
-            <w:r>
-              <w:rPr>
-                <w:b w:val="0"/>
-                <w:i w:val="0"/>
-                <w:color w:val="64748B"/>
-                <w:sz w:val="14"/>
-              </w:rPr>
-              <w:t>Santé</w:t>
-            </w:r>
-          </w:p>
-        </w:tc>
-        <w:tc>
-          <w:tcPr>
-            <w:tcW w:type="dxa" w:w="1531"/>
-          </w:tcPr>
-          <w:p>
-            <w:r>
-              <w:rPr>
-                <w:b/>
-                <w:i w:val="0"/>
-                <w:color w:val="16A34A"/>
-                <w:sz w:val="16"/>
-              </w:rPr>
-              <w:t>—</w:t>
-            </w:r>
-          </w:p>
-        </w:tc>
-        <w:tc>
-          <w:tcPr>
-            <w:tcW w:type="dxa" w:w="1191"/>
-          </w:tcPr>
-          <w:p>
-            <w:r>
-              <w:rPr>
-                <w:b w:val="0"/>
-                <w:i w:val="0"/>
-                <w:color w:val="64748B"/>
-                <w:sz w:val="16"/>
-              </w:rPr>
-              <w:t>GT-CQ</w:t>
-            </w:r>
-          </w:p>
-        </w:tc>
-        <w:tc>
-          <w:tcPr>
-            <w:tcW w:type="dxa" w:w="4706"/>
-          </w:tcPr>
-          <w:p>
-            <w:r>
-              <w:rPr>
-                <w:b w:val="0"/>
-                <w:i w:val="0"/>
-                <w:sz w:val="17"/>
-              </w:rPr>
-              <w:t>Incohérent !!! KHADY DIOP 63 s'est consulté la première fois pour cette maladie (Douleurs/fatigue) chez un médecin généraliste et vous dites que  KHADY DIOP 63 n'est pas concerné par le montant des frais de consultation d'un médecin généraliste (3.14=9999).</w:t>
-            </w:r>
-          </w:p>
-        </w:tc>
-      </w:tr>
-      <w:tr>
-        <w:tc>
-          <w:tcPr>
-            <w:tcW w:type="dxa" w:w="964"/>
-          </w:tcPr>
-          <w:p>
-            <w:r>
-              <w:rPr>
-                <w:b/>
-                <w:i w:val="0"/>
-                <w:color w:val="DC2626"/>
-                <w:sz w:val="16"/>
-              </w:rPr>
-              <w:t>Haute</w:t>
-            </w:r>
-          </w:p>
-        </w:tc>
-        <w:tc>
-          <w:tcPr>
-            <w:tcW w:type="dxa" w:w="1247"/>
-          </w:tcPr>
-          <w:p>
-            <w:r>
-              <w:rPr>
-                <w:b/>
-                <w:i w:val="0"/>
-                <w:sz w:val="16"/>
-              </w:rPr>
-              <w:t>S03</w:t>
-              <w:br/>
-            </w:r>
-            <w:r>
-              <w:rPr>
-                <w:b w:val="0"/>
-                <w:i w:val="0"/>
-                <w:color w:val="64748B"/>
-                <w:sz w:val="14"/>
-              </w:rPr>
-              <w:t>Santé</w:t>
-            </w:r>
-          </w:p>
-        </w:tc>
-        <w:tc>
-          <w:tcPr>
-            <w:tcW w:type="dxa" w:w="1531"/>
-          </w:tcPr>
-          <w:p>
-            <w:r>
-              <w:rPr>
-                <w:b/>
-                <w:i w:val="0"/>
-                <w:color w:val="16A34A"/>
-                <w:sz w:val="16"/>
-              </w:rPr>
-              <w:t>—</w:t>
-            </w:r>
-          </w:p>
-        </w:tc>
-        <w:tc>
-          <w:tcPr>
-            <w:tcW w:type="dxa" w:w="1191"/>
-          </w:tcPr>
-          <w:p>
-            <w:r>
-              <w:rPr>
-                <w:b w:val="0"/>
-                <w:i w:val="0"/>
-                <w:color w:val="64748B"/>
-                <w:sz w:val="16"/>
-              </w:rPr>
-              <w:t>GT-CQ</w:t>
-            </w:r>
-          </w:p>
-        </w:tc>
-        <w:tc>
-          <w:tcPr>
-            <w:tcW w:type="dxa" w:w="4706"/>
-          </w:tcPr>
-          <w:p>
-            <w:r>
-              <w:rPr>
-                <w:b w:val="0"/>
-                <w:i w:val="0"/>
-                <w:sz w:val="17"/>
-              </w:rPr>
-              <w:t>Prière de verifier cette incohérence auprès de l'enquêté ou confirmer.</w:t>
-            </w:r>
-          </w:p>
-        </w:tc>
-      </w:tr>
-      <w:tr>
-        <w:tc>
-          <w:tcPr>
-            <w:tcW w:type="dxa" w:w="964"/>
-          </w:tcPr>
-          <w:p>
-            <w:r>
-              <w:rPr>
-                <w:b/>
-                <w:i w:val="0"/>
-                <w:color w:val="DC2626"/>
-                <w:sz w:val="16"/>
-              </w:rPr>
-              <w:t>Haute</w:t>
-            </w:r>
-          </w:p>
-        </w:tc>
-        <w:tc>
-          <w:tcPr>
-            <w:tcW w:type="dxa" w:w="1247"/>
-          </w:tcPr>
-          <w:p>
-            <w:r>
-              <w:rPr>
-                <w:b/>
-                <w:i w:val="0"/>
-                <w:sz w:val="16"/>
-              </w:rPr>
-              <w:t>S07</w:t>
-              <w:br/>
-            </w:r>
-            <w:r>
-              <w:rPr>
-                <w:b w:val="0"/>
-                <w:i w:val="0"/>
-                <w:color w:val="64748B"/>
-                <w:sz w:val="14"/>
-              </w:rPr>
-              <w:t>Consommation alimentaire</w:t>
-            </w:r>
-          </w:p>
-        </w:tc>
-        <w:tc>
-          <w:tcPr>
-            <w:tcW w:type="dxa" w:w="1531"/>
-          </w:tcPr>
-          <w:p>
-            <w:r>
-              <w:rPr>
-                <w:b/>
-                <w:i w:val="0"/>
-                <w:color w:val="16A34A"/>
-                <w:sz w:val="16"/>
-              </w:rPr>
-              <w:t>s00q27, s01q00a, s01q12, s01q13, s02q04, s03q11, s03q12, s01q01</w:t>
-            </w:r>
-          </w:p>
-        </w:tc>
-        <w:tc>
-          <w:tcPr>
-            <w:tcW w:type="dxa" w:w="1191"/>
-          </w:tcPr>
-          <w:p>
-            <w:r>
-              <w:rPr>
-                <w:b w:val="0"/>
-                <w:i w:val="0"/>
-                <w:color w:val="64748B"/>
-                <w:sz w:val="16"/>
-              </w:rPr>
-              <w:t>GT-CQ</w:t>
-            </w:r>
-          </w:p>
-        </w:tc>
-        <w:tc>
-          <w:tcPr>
-            <w:tcW w:type="dxa" w:w="4706"/>
-          </w:tcPr>
-          <w:p>
-            <w:r>
-              <w:rPr>
-                <w:b w:val="0"/>
-                <w:i w:val="0"/>
-                <w:sz w:val="17"/>
-              </w:rPr>
-              <w:t>Avertissement!!! Le ménage a consommé 56 Morceau (Portion) de Moyen de Ail  ce qui semble incoherent pour une consommation aucours des 7 derniers jours, prière de verifier et corriger.</w:t>
-            </w:r>
-          </w:p>
-        </w:tc>
-      </w:tr>
-      <w:tr>
-        <w:tc>
-          <w:tcPr>
-            <w:tcW w:type="dxa" w:w="964"/>
-          </w:tcPr>
-          <w:p>
-            <w:r>
-              <w:rPr>
-                <w:b/>
-                <w:i w:val="0"/>
-                <w:color w:val="DC2626"/>
-                <w:sz w:val="16"/>
-              </w:rPr>
-              <w:t>Haute</w:t>
-            </w:r>
-          </w:p>
-        </w:tc>
-        <w:tc>
-          <w:tcPr>
-            <w:tcW w:type="dxa" w:w="1247"/>
-          </w:tcPr>
-          <w:p>
-            <w:r>
-              <w:rPr>
-                <w:b/>
-                <w:i w:val="0"/>
-                <w:sz w:val="16"/>
-              </w:rPr>
-              <w:t>S07</w:t>
-              <w:br/>
-            </w:r>
-            <w:r>
-              <w:rPr>
-                <w:b w:val="0"/>
-                <w:i w:val="0"/>
-                <w:color w:val="64748B"/>
-                <w:sz w:val="14"/>
-              </w:rPr>
-              <w:t>Consommation alimentaire</w:t>
-            </w:r>
-          </w:p>
-        </w:tc>
-        <w:tc>
-          <w:tcPr>
-            <w:tcW w:type="dxa" w:w="1531"/>
-          </w:tcPr>
-          <w:p>
-            <w:r>
-              <w:rPr>
-                <w:b/>
-                <w:i w:val="0"/>
-                <w:color w:val="16A34A"/>
-                <w:sz w:val="16"/>
-              </w:rPr>
-              <w:t>s00q27, s01q03a, s01q03b, s01q03c, s02q04, s03q14, s04q15, s04q16</w:t>
-            </w:r>
-          </w:p>
-        </w:tc>
-        <w:tc>
-          <w:tcPr>
-            <w:tcW w:type="dxa" w:w="1191"/>
-          </w:tcPr>
-          <w:p>
-            <w:r>
-              <w:rPr>
-                <w:b w:val="0"/>
-                <w:i w:val="0"/>
-                <w:color w:val="64748B"/>
-                <w:sz w:val="16"/>
-              </w:rPr>
-              <w:t>GT-CQ</w:t>
-            </w:r>
-          </w:p>
-        </w:tc>
-        <w:tc>
-          <w:tcPr>
-            <w:tcW w:type="dxa" w:w="4706"/>
-          </w:tcPr>
-          <w:p>
-            <w:r>
-              <w:rPr>
-                <w:b w:val="0"/>
-                <w:i w:val="0"/>
-                <w:sz w:val="17"/>
-              </w:rPr>
-              <w:t>Incohérence!! Dans ce ménage, chaque individus consomme par jour .5333334 Kg  de cereale; Prière de vérifier les quantités prises des produits cérealiers (de Riz local Gambiaka à Autres semoules de céréales) auprès du ménage ou confirmer avec le QG.</w:t>
-            </w:r>
-          </w:p>
-        </w:tc>
-      </w:tr>
-      <w:tr>
-        <w:tc>
-          <w:tcPr>
-            <w:tcW w:type="dxa" w:w="964"/>
-          </w:tcPr>
-          <w:p>
-            <w:r>
-              <w:rPr>
-                <w:b/>
-                <w:i w:val="0"/>
-                <w:color w:val="DC2626"/>
-                <w:sz w:val="16"/>
-              </w:rPr>
-              <w:t>Haute</w:t>
-            </w:r>
-          </w:p>
-        </w:tc>
-        <w:tc>
-          <w:tcPr>
-            <w:tcW w:type="dxa" w:w="1247"/>
-          </w:tcPr>
-          <w:p>
-            <w:r>
-              <w:rPr>
-                <w:b/>
-                <w:i w:val="0"/>
-                <w:sz w:val="16"/>
-              </w:rPr>
-              <w:t>S16</w:t>
-              <w:br/>
-            </w:r>
-            <w:r>
-              <w:rPr>
-                <w:b w:val="0"/>
-                <w:i w:val="0"/>
-                <w:color w:val="64748B"/>
-                <w:sz w:val="14"/>
-              </w:rPr>
-              <w:t>Agriculture</w:t>
-            </w:r>
-          </w:p>
-        </w:tc>
-        <w:tc>
-          <w:tcPr>
-            <w:tcW w:type="dxa" w:w="1531"/>
-          </w:tcPr>
-          <w:p>
-            <w:r>
-              <w:rPr>
-                <w:b/>
-                <w:i w:val="0"/>
-                <w:color w:val="16A34A"/>
-                <w:sz w:val="16"/>
-              </w:rPr>
-              <w:t>s01q02, s02q01__1, s02q02__1, s02q03__1, s02q15, s03q17, s04q28, s04q35d</w:t>
-            </w:r>
-          </w:p>
-        </w:tc>
-        <w:tc>
-          <w:tcPr>
-            <w:tcW w:type="dxa" w:w="1191"/>
-          </w:tcPr>
-          <w:p>
-            <w:r>
-              <w:rPr>
-                <w:b w:val="0"/>
-                <w:i w:val="0"/>
-                <w:color w:val="64748B"/>
-                <w:sz w:val="16"/>
-              </w:rPr>
-              <w:t>GT-CQ</w:t>
-            </w:r>
-          </w:p>
-        </w:tc>
-        <w:tc>
-          <w:tcPr>
-            <w:tcW w:type="dxa" w:w="4706"/>
-          </w:tcPr>
-          <w:p>
-            <w:r>
-              <w:rPr>
-                <w:b w:val="0"/>
-                <w:i w:val="0"/>
-                <w:sz w:val="17"/>
-              </w:rPr>
-              <w:t>Incoherence! Le nombre de cultures dans la parcelle PARCELLE ARBORICULTURE est de 5 cultures qui semble trop élévé ou non renseigné, prière de corriger.</w:t>
-            </w:r>
-          </w:p>
-        </w:tc>
-      </w:tr>
-      <w:tr>
-        <w:tc>
-          <w:tcPr>
-            <w:tcW w:type="dxa" w:w="964"/>
-          </w:tcPr>
-          <w:p>
-            <w:r>
-              <w:rPr>
-                <w:b/>
-                <w:i w:val="0"/>
-                <w:color w:val="DC2626"/>
-                <w:sz w:val="16"/>
-              </w:rPr>
-              <w:t>Haute</w:t>
-            </w:r>
-          </w:p>
-        </w:tc>
-        <w:tc>
-          <w:tcPr>
-            <w:tcW w:type="dxa" w:w="1247"/>
-          </w:tcPr>
-          <w:p>
-            <w:r>
-              <w:rPr>
-                <w:b/>
-                <w:i w:val="0"/>
-                <w:sz w:val="16"/>
-              </w:rPr>
-              <w:t>S16</w:t>
-              <w:br/>
-            </w:r>
-            <w:r>
-              <w:rPr>
-                <w:b w:val="0"/>
-                <w:i w:val="0"/>
-                <w:color w:val="64748B"/>
-                <w:sz w:val="14"/>
-              </w:rPr>
-              <w:t>Agriculture</w:t>
-            </w:r>
-          </w:p>
-        </w:tc>
-        <w:tc>
-          <w:tcPr>
-            <w:tcW w:type="dxa" w:w="1531"/>
-          </w:tcPr>
-          <w:p>
-            <w:r>
-              <w:rPr>
-                <w:b/>
-                <w:i w:val="0"/>
-                <w:color w:val="16A34A"/>
-                <w:sz w:val="16"/>
-              </w:rPr>
-              <w:t>s00q07a, s00q08, s00q10, s00q13_0, s00q15_0, s00q17_0, s00q23a, s00q23b</w:t>
-            </w:r>
-          </w:p>
-        </w:tc>
-        <w:tc>
-          <w:tcPr>
-            <w:tcW w:type="dxa" w:w="1191"/>
-          </w:tcPr>
-          <w:p>
-            <w:r>
-              <w:rPr>
-                <w:b w:val="0"/>
-                <w:i w:val="0"/>
-                <w:color w:val="64748B"/>
-                <w:sz w:val="16"/>
-              </w:rPr>
-              <w:t>GT-CQ</w:t>
-            </w:r>
-          </w:p>
-        </w:tc>
-        <w:tc>
-          <w:tcPr>
-            <w:tcW w:type="dxa" w:w="4706"/>
-          </w:tcPr>
-          <w:p>
-            <w:r>
-              <w:rPr>
-                <w:b w:val="0"/>
-                <w:i w:val="0"/>
-                <w:sz w:val="17"/>
-              </w:rPr>
-              <w:t>La somme des quantités consommées (25 kg), des quantités offertes (0 kg),  des quantités vendus (35 kg) et des quantités en stock (5 kg) depasse la quantité totale (2 kg) que le ménage a eu après la recolte de Niébé , prière de corriger cette incoherence.</w:t>
-            </w:r>
-          </w:p>
-        </w:tc>
-      </w:tr>
-      <w:tr>
-        <w:tc>
-          <w:tcPr>
-            <w:tcW w:type="dxa" w:w="964"/>
-          </w:tcPr>
-          <w:p>
-            <w:r>
-              <w:rPr>
-                <w:b/>
-                <w:i w:val="0"/>
-                <w:color w:val="DC2626"/>
-                <w:sz w:val="16"/>
-              </w:rPr>
-              <w:t>Haute</w:t>
-            </w:r>
-          </w:p>
-        </w:tc>
-        <w:tc>
-          <w:tcPr>
-            <w:tcW w:type="dxa" w:w="1247"/>
-          </w:tcPr>
-          <w:p>
-            <w:r>
-              <w:rPr>
-                <w:b/>
-                <w:i w:val="0"/>
-                <w:sz w:val="16"/>
-              </w:rPr>
-              <w:t>S16</w:t>
-              <w:br/>
-            </w:r>
-            <w:r>
-              <w:rPr>
-                <w:b w:val="0"/>
-                <w:i w:val="0"/>
-                <w:color w:val="64748B"/>
-                <w:sz w:val="14"/>
-              </w:rPr>
-              <w:t>Agriculture</w:t>
-            </w:r>
-          </w:p>
-        </w:tc>
-        <w:tc>
-          <w:tcPr>
-            <w:tcW w:type="dxa" w:w="1531"/>
-          </w:tcPr>
-          <w:p>
-            <w:r>
-              <w:rPr>
-                <w:b/>
-                <w:i w:val="0"/>
-                <w:color w:val="16A34A"/>
-                <w:sz w:val="16"/>
-              </w:rPr>
-              <w:t>s16dq05a, s16dq05c</w:t>
-            </w:r>
-          </w:p>
-        </w:tc>
-        <w:tc>
-          <w:tcPr>
-            <w:tcW w:type="dxa" w:w="1191"/>
-          </w:tcPr>
-          <w:p>
-            <w:r>
-              <w:rPr>
-                <w:b w:val="0"/>
-                <w:i w:val="0"/>
-                <w:color w:val="64748B"/>
-                <w:sz w:val="16"/>
-              </w:rPr>
-              <w:t>GT-CQ</w:t>
-            </w:r>
-          </w:p>
-        </w:tc>
-        <w:tc>
-          <w:tcPr>
-            <w:tcW w:type="dxa" w:w="4706"/>
-          </w:tcPr>
-          <w:p>
-            <w:r>
-              <w:rPr>
-                <w:b w:val="0"/>
-                <w:i w:val="0"/>
-                <w:sz w:val="17"/>
-              </w:rPr>
-              <w:t>La quantité de s16dq05a estimée en Kg est incohérente avec la prise dans la question s16dq05c, prière de bien estimer et mettre la valeur exacte.</w:t>
-            </w:r>
-          </w:p>
-        </w:tc>
-      </w:tr>
-      <w:tr>
-        <w:tc>
-          <w:tcPr>
-            <w:tcW w:type="dxa" w:w="964"/>
-          </w:tcPr>
-          <w:p>
-            <w:r>
-              <w:rPr>
-                <w:b/>
-                <w:i w:val="0"/>
-                <w:color w:val="DC2626"/>
-                <w:sz w:val="16"/>
-              </w:rPr>
-              <w:t>Haute</w:t>
-            </w:r>
-          </w:p>
-        </w:tc>
-        <w:tc>
-          <w:tcPr>
-            <w:tcW w:type="dxa" w:w="1247"/>
-          </w:tcPr>
-          <w:p>
-            <w:r>
-              <w:rPr>
-                <w:b/>
-                <w:i w:val="0"/>
-                <w:sz w:val="16"/>
-              </w:rPr>
-              <w:t>S16</w:t>
-              <w:br/>
-            </w:r>
-            <w:r>
-              <w:rPr>
-                <w:b w:val="0"/>
-                <w:i w:val="0"/>
-                <w:color w:val="64748B"/>
-                <w:sz w:val="14"/>
-              </w:rPr>
-              <w:t>Agriculture</w:t>
-            </w:r>
-          </w:p>
-        </w:tc>
-        <w:tc>
-          <w:tcPr>
-            <w:tcW w:type="dxa" w:w="1531"/>
-          </w:tcPr>
-          <w:p>
-            <w:r>
-              <w:rPr>
-                <w:b/>
-                <w:i w:val="0"/>
-                <w:color w:val="16A34A"/>
-                <w:sz w:val="16"/>
-              </w:rPr>
-              <w:t>s00q07a, s00q08, s00q10, s00q13_0, s00q15_0, s00q17_0, s00q23a, s00q23b</w:t>
-            </w:r>
-          </w:p>
-        </w:tc>
-        <w:tc>
-          <w:tcPr>
-            <w:tcW w:type="dxa" w:w="1191"/>
-          </w:tcPr>
-          <w:p>
-            <w:r>
-              <w:rPr>
-                <w:b w:val="0"/>
-                <w:i w:val="0"/>
-                <w:color w:val="64748B"/>
-                <w:sz w:val="16"/>
-              </w:rPr>
-              <w:t>GT-CQ</w:t>
-            </w:r>
-          </w:p>
-        </w:tc>
-        <w:tc>
-          <w:tcPr>
-            <w:tcW w:type="dxa" w:w="4706"/>
-          </w:tcPr>
-          <w:p>
-            <w:r>
-              <w:rPr>
-                <w:b w:val="0"/>
-                <w:i w:val="0"/>
-                <w:sz w:val="17"/>
-              </w:rPr>
-              <w:t>La somme des quantités consommées (800 kg), des quantités offertes (0 kg),  des quantités vendus (0 kg) et des quantités en stock (200 kg) depasse la quantité totale (2 kg) que le ménage a eu après la recolte de Mil , prière de corriger cette incoherence.</w:t>
-            </w:r>
-          </w:p>
-        </w:tc>
-      </w:tr>
-      <w:tr>
-        <w:tc>
-          <w:tcPr>
-            <w:tcW w:type="dxa" w:w="964"/>
-          </w:tcPr>
-          <w:p>
-            <w:r>
-              <w:rPr>
-                <w:b/>
-                <w:i w:val="0"/>
-                <w:color w:val="DC2626"/>
-                <w:sz w:val="16"/>
-              </w:rPr>
-              <w:t>Haute</w:t>
-            </w:r>
-          </w:p>
-        </w:tc>
-        <w:tc>
-          <w:tcPr>
-            <w:tcW w:type="dxa" w:w="1247"/>
-          </w:tcPr>
-          <w:p>
-            <w:r>
-              <w:rPr>
-                <w:b/>
-                <w:i w:val="0"/>
-                <w:sz w:val="16"/>
-              </w:rPr>
-              <w:t>S17</w:t>
-              <w:br/>
-            </w:r>
-            <w:r>
-              <w:rPr>
-                <w:b w:val="0"/>
-                <w:i w:val="0"/>
-                <w:color w:val="64748B"/>
-                <w:sz w:val="14"/>
-              </w:rPr>
-              <w:t>Élevage</w:t>
-            </w:r>
-          </w:p>
-        </w:tc>
-        <w:tc>
-          <w:tcPr>
-            <w:tcW w:type="dxa" w:w="1531"/>
-          </w:tcPr>
-          <w:p>
-            <w:r>
-              <w:rPr>
-                <w:b/>
-                <w:i w:val="0"/>
-                <w:color w:val="16A34A"/>
-                <w:sz w:val="16"/>
-              </w:rPr>
-              <w:t>s17q18a, s17q18b, s17q18c, s17q18d, s17q18e, s17q18f, s17q18g, s17q18h</w:t>
-            </w:r>
-          </w:p>
-        </w:tc>
-        <w:tc>
-          <w:tcPr>
-            <w:tcW w:type="dxa" w:w="1191"/>
-          </w:tcPr>
-          <w:p>
-            <w:r>
-              <w:rPr>
-                <w:b w:val="0"/>
-                <w:i w:val="0"/>
-                <w:color w:val="64748B"/>
-                <w:sz w:val="16"/>
-              </w:rPr>
-              <w:t>GT-CQ</w:t>
-            </w:r>
-          </w:p>
-        </w:tc>
-        <w:tc>
-          <w:tcPr>
-            <w:tcW w:type="dxa" w:w="4706"/>
-          </w:tcPr>
-          <w:p>
-            <w:r>
-              <w:rPr>
-                <w:b w:val="0"/>
-                <w:i w:val="0"/>
-                <w:sz w:val="17"/>
-              </w:rPr>
-              <w:t>Incohérence!! Le ménage a dit qu'il a abbatu un Autres volailles dans les fêtes mais vous n'avez declaré aucun nombre d'animal abbatu dans les fêtes, prière de renseigner les nombre dans les questions (s17q18a s17q18b s17q18c s17q18d s17q18e s17q18f s17q18g s17q18h s17q18i).</w:t>
-            </w:r>
-          </w:p>
-        </w:tc>
-      </w:tr>
-      <w:tr>
-        <w:tc>
-          <w:tcPr>
-            <w:tcW w:type="dxa" w:w="964"/>
-          </w:tcPr>
-          <w:p>
-            <w:r>
-              <w:rPr>
-                <w:b/>
-                <w:i w:val="0"/>
-                <w:color w:val="EA580C"/>
-                <w:sz w:val="16"/>
-              </w:rPr>
-              <w:t>Moyenne</w:t>
-            </w:r>
-          </w:p>
-        </w:tc>
-        <w:tc>
-          <w:tcPr>
-            <w:tcW w:type="dxa" w:w="1247"/>
-          </w:tcPr>
-          <w:p>
-            <w:r>
-              <w:rPr>
-                <w:b/>
-                <w:i w:val="0"/>
-                <w:sz w:val="16"/>
-              </w:rPr>
-              <w:t>S00</w:t>
-              <w:br/>
-            </w:r>
-            <w:r>
-              <w:rPr>
-                <w:b w:val="0"/>
-                <w:i w:val="0"/>
-                <w:color w:val="64748B"/>
-                <w:sz w:val="14"/>
-              </w:rPr>
-              <w:t>Identification</w:t>
-            </w:r>
-          </w:p>
-        </w:tc>
-        <w:tc>
-          <w:tcPr>
-            <w:tcW w:type="dxa" w:w="1531"/>
-          </w:tcPr>
-          <w:p>
-            <w:r>
-              <w:rPr>
-                <w:b/>
-                <w:i w:val="0"/>
-                <w:color w:val="16A34A"/>
-                <w:sz w:val="16"/>
-              </w:rPr>
-              <w:t>s00q27</w:t>
-            </w:r>
-          </w:p>
-        </w:tc>
-        <w:tc>
-          <w:tcPr>
-            <w:tcW w:type="dxa" w:w="1191"/>
-          </w:tcPr>
-          <w:p>
-            <w:r>
-              <w:rPr>
-                <w:b w:val="0"/>
-                <w:i w:val="0"/>
-                <w:color w:val="64748B"/>
-                <w:sz w:val="16"/>
-              </w:rPr>
-              <w:t>GT-CQ</w:t>
-            </w:r>
-          </w:p>
-        </w:tc>
-        <w:tc>
-          <w:tcPr>
-            <w:tcW w:type="dxa" w:w="4706"/>
-          </w:tcPr>
-          <w:p>
-            <w:r>
-              <w:rPr>
-                <w:b w:val="0"/>
-                <w:i w:val="0"/>
-                <w:sz w:val="17"/>
-              </w:rPr>
-              <w:t>Le questionnaire semble ne pas être complètement fini mais le questionnaire est en statut complet, prière de compléter le questionnaire.</w:t>
-            </w:r>
-          </w:p>
-        </w:tc>
-      </w:tr>
-      <w:tr>
-        <w:tc>
-          <w:tcPr>
-            <w:tcW w:type="dxa" w:w="964"/>
-          </w:tcPr>
-          <w:p>
-            <w:r>
-              <w:rPr>
-                <w:b/>
-                <w:i w:val="0"/>
-                <w:color w:val="EA580C"/>
-                <w:sz w:val="16"/>
-              </w:rPr>
-              <w:t>Moyenne</w:t>
-            </w:r>
-          </w:p>
-        </w:tc>
-        <w:tc>
-          <w:tcPr>
-            <w:tcW w:type="dxa" w:w="1247"/>
-          </w:tcPr>
-          <w:p>
-            <w:r>
-              <w:rPr>
-                <w:b/>
-                <w:i w:val="0"/>
-                <w:sz w:val="16"/>
-              </w:rPr>
-              <w:t>S00</w:t>
-              <w:br/>
-            </w:r>
-            <w:r>
-              <w:rPr>
-                <w:b w:val="0"/>
-                <w:i w:val="0"/>
-                <w:color w:val="64748B"/>
-                <w:sz w:val="14"/>
-              </w:rPr>
-              <w:t>Identification</w:t>
-            </w:r>
-          </w:p>
-        </w:tc>
-        <w:tc>
-          <w:tcPr>
-            <w:tcW w:type="dxa" w:w="1531"/>
-          </w:tcPr>
-          <w:p>
-            <w:r>
-              <w:rPr>
-                <w:b/>
-                <w:i w:val="0"/>
-                <w:color w:val="16A34A"/>
-                <w:sz w:val="16"/>
-              </w:rPr>
-              <w:t>—</w:t>
-            </w:r>
-          </w:p>
-        </w:tc>
-        <w:tc>
-          <w:tcPr>
-            <w:tcW w:type="dxa" w:w="1191"/>
-          </w:tcPr>
-          <w:p>
-            <w:r>
-              <w:rPr>
-                <w:b w:val="0"/>
-                <w:i w:val="0"/>
-                <w:color w:val="64748B"/>
-                <w:sz w:val="16"/>
-              </w:rPr>
-              <w:t>GT-CQ</w:t>
-            </w:r>
-          </w:p>
-        </w:tc>
-        <w:tc>
-          <w:tcPr>
-            <w:tcW w:type="dxa" w:w="4706"/>
-          </w:tcPr>
-          <w:p>
-            <w:r>
-              <w:rPr>
-                <w:b w:val="0"/>
-                <w:i w:val="0"/>
-                <w:sz w:val="17"/>
-              </w:rPr>
-              <w:t>L'adresse ou la localisation du ménage doit être bien renseignée, ne doit pas contenir des numéros de téléphone et elle semble courte pour être une adresse.</w:t>
-            </w:r>
-          </w:p>
-        </w:tc>
-      </w:tr>
-      <w:tr>
-        <w:tc>
-          <w:tcPr>
-            <w:tcW w:type="dxa" w:w="964"/>
-          </w:tcPr>
-          <w:p>
-            <w:r>
-              <w:rPr>
-                <w:b/>
-                <w:i w:val="0"/>
-                <w:color w:val="EA580C"/>
-                <w:sz w:val="16"/>
-              </w:rPr>
-              <w:t>Moyenne</w:t>
-            </w:r>
-          </w:p>
-        </w:tc>
-        <w:tc>
-          <w:tcPr>
-            <w:tcW w:type="dxa" w:w="1247"/>
-          </w:tcPr>
-          <w:p>
-            <w:r>
-              <w:rPr>
-                <w:b/>
-                <w:i w:val="0"/>
-                <w:sz w:val="16"/>
-              </w:rPr>
-              <w:t>S00</w:t>
-              <w:br/>
-            </w:r>
-            <w:r>
-              <w:rPr>
-                <w:b w:val="0"/>
-                <w:i w:val="0"/>
-                <w:color w:val="64748B"/>
-                <w:sz w:val="14"/>
-              </w:rPr>
-              <w:t>Identification</w:t>
-            </w:r>
-          </w:p>
-        </w:tc>
-        <w:tc>
-          <w:tcPr>
-            <w:tcW w:type="dxa" w:w="1531"/>
-          </w:tcPr>
-          <w:p>
-            <w:r>
-              <w:rPr>
-                <w:b/>
-                <w:i w:val="0"/>
-                <w:color w:val="16A34A"/>
-                <w:sz w:val="16"/>
-              </w:rPr>
-              <w:t>—</w:t>
-            </w:r>
-          </w:p>
-        </w:tc>
-        <w:tc>
-          <w:tcPr>
-            <w:tcW w:type="dxa" w:w="1191"/>
-          </w:tcPr>
-          <w:p>
-            <w:r>
-              <w:rPr>
-                <w:b w:val="0"/>
-                <w:i w:val="0"/>
-                <w:color w:val="64748B"/>
-                <w:sz w:val="16"/>
-              </w:rPr>
-              <w:t>GT-CQ</w:t>
-            </w:r>
-          </w:p>
-        </w:tc>
-        <w:tc>
-          <w:tcPr>
-            <w:tcW w:type="dxa" w:w="4706"/>
-          </w:tcPr>
-          <w:p>
-            <w:r>
-              <w:rPr>
-                <w:b w:val="0"/>
-                <w:i w:val="0"/>
-                <w:sz w:val="17"/>
-              </w:rPr>
-              <w:t>Prière de renseigner la bonne adresse.</w:t>
-            </w:r>
-          </w:p>
-        </w:tc>
-      </w:tr>
-      <w:tr>
-        <w:tc>
-          <w:tcPr>
-            <w:tcW w:type="dxa" w:w="964"/>
-          </w:tcPr>
-          <w:p>
-            <w:r>
-              <w:rPr>
-                <w:b/>
-                <w:i w:val="0"/>
-                <w:color w:val="EA580C"/>
-                <w:sz w:val="16"/>
-              </w:rPr>
-              <w:t>Moyenne</w:t>
-            </w:r>
-          </w:p>
-        </w:tc>
-        <w:tc>
-          <w:tcPr>
-            <w:tcW w:type="dxa" w:w="1247"/>
-          </w:tcPr>
-          <w:p>
-            <w:r>
-              <w:rPr>
-                <w:b/>
-                <w:i w:val="0"/>
-                <w:sz w:val="16"/>
-              </w:rPr>
-              <w:t>S01</w:t>
-              <w:br/>
-            </w:r>
-            <w:r>
-              <w:rPr>
-                <w:b w:val="0"/>
-                <w:i w:val="0"/>
-                <w:color w:val="64748B"/>
-                <w:sz w:val="14"/>
-              </w:rPr>
-              <w:t>Démographie</w:t>
-            </w:r>
-          </w:p>
-        </w:tc>
-        <w:tc>
-          <w:tcPr>
-            <w:tcW w:type="dxa" w:w="1531"/>
-          </w:tcPr>
-          <w:p>
-            <w:r>
-              <w:rPr>
-                <w:b/>
-                <w:i w:val="0"/>
-                <w:color w:val="16A34A"/>
-                <w:sz w:val="16"/>
-              </w:rPr>
-              <w:t>s01q33</w:t>
-            </w:r>
-          </w:p>
-        </w:tc>
-        <w:tc>
-          <w:tcPr>
-            <w:tcW w:type="dxa" w:w="1191"/>
-          </w:tcPr>
-          <w:p>
-            <w:r>
-              <w:rPr>
-                <w:b w:val="0"/>
-                <w:i w:val="0"/>
-                <w:color w:val="64748B"/>
-                <w:sz w:val="16"/>
-              </w:rPr>
-              <w:t>Natif SuSo</w:t>
-            </w:r>
-          </w:p>
-        </w:tc>
-        <w:tc>
-          <w:tcPr>
-            <w:tcW w:type="dxa" w:w="4706"/>
-          </w:tcPr>
-          <w:p>
-            <w:r>
-              <w:rPr>
-                <w:b w:val="0"/>
-                <w:i w:val="0"/>
-                <w:sz w:val="17"/>
-              </w:rPr>
-              <w:t>Attention! %rostertitle% est personne non apparentée au CM/Conjoint ou domestique mais la personne sélectionnée n'a pas été déclarée en 1.02 comme étant personne non apparentée au CM/Conjoint ou domestique. Veuillez corriger.</w:t>
-            </w:r>
-          </w:p>
-        </w:tc>
-      </w:tr>
-      <w:tr>
-        <w:tc>
-          <w:tcPr>
-            <w:tcW w:type="dxa" w:w="964"/>
-          </w:tcPr>
-          <w:p>
-            <w:r>
-              <w:rPr>
-                <w:b/>
-                <w:i w:val="0"/>
-                <w:color w:val="EA580C"/>
-                <w:sz w:val="16"/>
-              </w:rPr>
-              <w:t>Moyenne</w:t>
-            </w:r>
-          </w:p>
-        </w:tc>
-        <w:tc>
-          <w:tcPr>
-            <w:tcW w:type="dxa" w:w="1247"/>
-          </w:tcPr>
-          <w:p>
-            <w:r>
-              <w:rPr>
-                <w:b/>
-                <w:i w:val="0"/>
-                <w:sz w:val="16"/>
-              </w:rPr>
-              <w:t>S02</w:t>
-              <w:br/>
-            </w:r>
-            <w:r>
-              <w:rPr>
-                <w:b w:val="0"/>
-                <w:i w:val="0"/>
-                <w:color w:val="64748B"/>
-                <w:sz w:val="14"/>
-              </w:rPr>
-              <w:t>Éducation</w:t>
-            </w:r>
-          </w:p>
-        </w:tc>
-        <w:tc>
-          <w:tcPr>
-            <w:tcW w:type="dxa" w:w="1531"/>
-          </w:tcPr>
-          <w:p>
-            <w:r>
-              <w:rPr>
-                <w:b/>
-                <w:i w:val="0"/>
-                <w:color w:val="16A34A"/>
-                <w:sz w:val="16"/>
-              </w:rPr>
-              <w:t>—</w:t>
-            </w:r>
-          </w:p>
-        </w:tc>
-        <w:tc>
-          <w:tcPr>
-            <w:tcW w:type="dxa" w:w="1191"/>
-          </w:tcPr>
-          <w:p>
-            <w:r>
-              <w:rPr>
-                <w:b w:val="0"/>
-                <w:i w:val="0"/>
-                <w:color w:val="64748B"/>
-                <w:sz w:val="16"/>
-              </w:rPr>
-              <w:t>GT-CQ</w:t>
-            </w:r>
-          </w:p>
-        </w:tc>
-        <w:tc>
-          <w:tcPr>
-            <w:tcW w:type="dxa" w:w="4706"/>
-          </w:tcPr>
-          <w:p>
-            <w:r>
-              <w:rPr>
-                <w:b w:val="0"/>
-                <w:i w:val="0"/>
-                <w:sz w:val="17"/>
-              </w:rPr>
-              <w:t>veuillez, s'il vous plait, confirmer les frais de scolarité ( 14000 FCFA) payée de ABDOUL AHAD GUEYE 4 avec le QG ou apporter les corrections nécessaires.</w:t>
-            </w:r>
-          </w:p>
-        </w:tc>
-      </w:tr>
-      <w:tr>
-        <w:tc>
-          <w:tcPr>
-            <w:tcW w:type="dxa" w:w="964"/>
-          </w:tcPr>
-          <w:p>
-            <w:r>
-              <w:rPr>
-                <w:b/>
-                <w:i w:val="0"/>
-                <w:color w:val="EA580C"/>
-                <w:sz w:val="16"/>
-              </w:rPr>
-              <w:t>Moyenne</w:t>
-            </w:r>
-          </w:p>
-        </w:tc>
-        <w:tc>
-          <w:tcPr>
-            <w:tcW w:type="dxa" w:w="1247"/>
-          </w:tcPr>
-          <w:p>
-            <w:r>
-              <w:rPr>
-                <w:b/>
-                <w:i w:val="0"/>
-                <w:sz w:val="16"/>
-              </w:rPr>
-              <w:t>S02</w:t>
-              <w:br/>
-            </w:r>
-            <w:r>
-              <w:rPr>
-                <w:b w:val="0"/>
-                <w:i w:val="0"/>
-                <w:color w:val="64748B"/>
-                <w:sz w:val="14"/>
-              </w:rPr>
-              <w:t>Éducation</w:t>
-            </w:r>
-          </w:p>
-        </w:tc>
-        <w:tc>
-          <w:tcPr>
-            <w:tcW w:type="dxa" w:w="1531"/>
-          </w:tcPr>
-          <w:p>
-            <w:r>
-              <w:rPr>
-                <w:b/>
-                <w:i w:val="0"/>
-                <w:color w:val="16A34A"/>
-                <w:sz w:val="16"/>
-              </w:rPr>
-              <w:t>—</w:t>
-            </w:r>
-          </w:p>
-        </w:tc>
-        <w:tc>
-          <w:tcPr>
-            <w:tcW w:type="dxa" w:w="1191"/>
-          </w:tcPr>
-          <w:p>
-            <w:r>
-              <w:rPr>
-                <w:b w:val="0"/>
-                <w:i w:val="0"/>
-                <w:color w:val="64748B"/>
-                <w:sz w:val="16"/>
-              </w:rPr>
-              <w:t>GT-CQ</w:t>
-            </w:r>
-          </w:p>
-        </w:tc>
-        <w:tc>
-          <w:tcPr>
-            <w:tcW w:type="dxa" w:w="4706"/>
-          </w:tcPr>
-          <w:p>
-            <w:r>
-              <w:rPr>
-                <w:b w:val="0"/>
-                <w:i w:val="0"/>
-                <w:sz w:val="17"/>
-              </w:rPr>
-              <w:t>Le montant des frais de cantines ou de restauration (1000 FCFA) pour l'année scolaire de ABDOUL AHAD GUEYE 4 qui fréquente 1ére année de Maternelle  semble faible.</w:t>
-            </w:r>
-          </w:p>
-        </w:tc>
-      </w:tr>
-      <w:tr>
-        <w:tc>
-          <w:tcPr>
-            <w:tcW w:type="dxa" w:w="964"/>
-          </w:tcPr>
-          <w:p>
-            <w:r>
-              <w:rPr>
-                <w:b/>
-                <w:i w:val="0"/>
-                <w:color w:val="EA580C"/>
-                <w:sz w:val="16"/>
-              </w:rPr>
-              <w:t>Moyenne</w:t>
-            </w:r>
-          </w:p>
-        </w:tc>
-        <w:tc>
-          <w:tcPr>
-            <w:tcW w:type="dxa" w:w="1247"/>
-          </w:tcPr>
-          <w:p>
-            <w:r>
-              <w:rPr>
-                <w:b/>
-                <w:i w:val="0"/>
-                <w:sz w:val="16"/>
-              </w:rPr>
-              <w:t>S02</w:t>
-              <w:br/>
-            </w:r>
-            <w:r>
-              <w:rPr>
-                <w:b w:val="0"/>
-                <w:i w:val="0"/>
-                <w:color w:val="64748B"/>
-                <w:sz w:val="14"/>
-              </w:rPr>
-              <w:t>Éducation</w:t>
-            </w:r>
-          </w:p>
-        </w:tc>
-        <w:tc>
-          <w:tcPr>
-            <w:tcW w:type="dxa" w:w="1531"/>
-          </w:tcPr>
-          <w:p>
-            <w:r>
-              <w:rPr>
-                <w:b/>
-                <w:i w:val="0"/>
-                <w:color w:val="16A34A"/>
-                <w:sz w:val="16"/>
-              </w:rPr>
-              <w:t>—</w:t>
-            </w:r>
-          </w:p>
-        </w:tc>
-        <w:tc>
-          <w:tcPr>
-            <w:tcW w:type="dxa" w:w="1191"/>
-          </w:tcPr>
-          <w:p>
-            <w:r>
-              <w:rPr>
-                <w:b w:val="0"/>
-                <w:i w:val="0"/>
-                <w:color w:val="64748B"/>
-                <w:sz w:val="16"/>
-              </w:rPr>
-              <w:t>GT-CQ</w:t>
-            </w:r>
-          </w:p>
-        </w:tc>
-        <w:tc>
-          <w:tcPr>
-            <w:tcW w:type="dxa" w:w="4706"/>
-          </w:tcPr>
-          <w:p>
-            <w:r>
-              <w:rPr>
-                <w:b w:val="0"/>
-                <w:i w:val="0"/>
-                <w:sz w:val="17"/>
-              </w:rPr>
-              <w:t>Veuillez, s'il vous plait, confirmer ces informations avec le QG ou apporter les corrections nécessaires.</w:t>
-            </w:r>
-          </w:p>
-        </w:tc>
-      </w:tr>
-      <w:tr>
-        <w:tc>
-          <w:tcPr>
-            <w:tcW w:type="dxa" w:w="964"/>
-          </w:tcPr>
-          <w:p>
-            <w:r>
-              <w:rPr>
-                <w:b/>
-                <w:i w:val="0"/>
-                <w:color w:val="EA580C"/>
-                <w:sz w:val="16"/>
-              </w:rPr>
-              <w:t>Moyenne</w:t>
-            </w:r>
-          </w:p>
-        </w:tc>
-        <w:tc>
-          <w:tcPr>
-            <w:tcW w:type="dxa" w:w="1247"/>
-          </w:tcPr>
-          <w:p>
-            <w:r>
-              <w:rPr>
-                <w:b/>
-                <w:i w:val="0"/>
-                <w:sz w:val="16"/>
-              </w:rPr>
-              <w:t>S02</w:t>
-              <w:br/>
-            </w:r>
-            <w:r>
-              <w:rPr>
-                <w:b w:val="0"/>
-                <w:i w:val="0"/>
-                <w:color w:val="64748B"/>
-                <w:sz w:val="14"/>
-              </w:rPr>
-              <w:t>Éducation</w:t>
-            </w:r>
-          </w:p>
-        </w:tc>
-        <w:tc>
-          <w:tcPr>
-            <w:tcW w:type="dxa" w:w="1531"/>
-          </w:tcPr>
-          <w:p>
-            <w:r>
-              <w:rPr>
-                <w:b/>
-                <w:i w:val="0"/>
-                <w:color w:val="16A34A"/>
-                <w:sz w:val="16"/>
-              </w:rPr>
-              <w:t>—</w:t>
-            </w:r>
-          </w:p>
-        </w:tc>
-        <w:tc>
-          <w:tcPr>
-            <w:tcW w:type="dxa" w:w="1191"/>
-          </w:tcPr>
-          <w:p>
-            <w:r>
-              <w:rPr>
-                <w:b w:val="0"/>
-                <w:i w:val="0"/>
-                <w:color w:val="64748B"/>
-                <w:sz w:val="16"/>
-              </w:rPr>
-              <w:t>GT-CQ</w:t>
-            </w:r>
-          </w:p>
-        </w:tc>
-        <w:tc>
-          <w:tcPr>
-            <w:tcW w:type="dxa" w:w="4706"/>
-          </w:tcPr>
-          <w:p>
-            <w:r>
-              <w:rPr>
-                <w:b w:val="0"/>
-                <w:i w:val="0"/>
-                <w:sz w:val="17"/>
-              </w:rPr>
-              <w:t>veuillez, s'il vous plait, confirmer les frais de scolarité ( 14000 FCFA) payée de MARIAMA NDIAYE 4 avec le QG ou apporter les corrections nécessaires.</w:t>
-            </w:r>
-          </w:p>
-        </w:tc>
-      </w:tr>
-      <w:tr>
-        <w:tc>
-          <w:tcPr>
-            <w:tcW w:type="dxa" w:w="964"/>
-          </w:tcPr>
-          <w:p>
-            <w:r>
-              <w:rPr>
-                <w:b/>
-                <w:i w:val="0"/>
-                <w:color w:val="EA580C"/>
-                <w:sz w:val="16"/>
-              </w:rPr>
-              <w:t>Moyenne</w:t>
-            </w:r>
-          </w:p>
-        </w:tc>
-        <w:tc>
-          <w:tcPr>
-            <w:tcW w:type="dxa" w:w="1247"/>
-          </w:tcPr>
-          <w:p>
-            <w:r>
-              <w:rPr>
-                <w:b/>
-                <w:i w:val="0"/>
-                <w:sz w:val="16"/>
-              </w:rPr>
-              <w:t>S02</w:t>
-              <w:br/>
-            </w:r>
-            <w:r>
-              <w:rPr>
-                <w:b w:val="0"/>
-                <w:i w:val="0"/>
-                <w:color w:val="64748B"/>
-                <w:sz w:val="14"/>
-              </w:rPr>
-              <w:t>Éducation</w:t>
-            </w:r>
-          </w:p>
-        </w:tc>
-        <w:tc>
-          <w:tcPr>
-            <w:tcW w:type="dxa" w:w="1531"/>
-          </w:tcPr>
-          <w:p>
-            <w:r>
-              <w:rPr>
-                <w:b/>
-                <w:i w:val="0"/>
-                <w:color w:val="16A34A"/>
-                <w:sz w:val="16"/>
-              </w:rPr>
-              <w:t>—</w:t>
-            </w:r>
-          </w:p>
-        </w:tc>
-        <w:tc>
-          <w:tcPr>
-            <w:tcW w:type="dxa" w:w="1191"/>
-          </w:tcPr>
-          <w:p>
-            <w:r>
-              <w:rPr>
-                <w:b w:val="0"/>
-                <w:i w:val="0"/>
-                <w:color w:val="64748B"/>
-                <w:sz w:val="16"/>
-              </w:rPr>
-              <w:t>GT-CQ</w:t>
-            </w:r>
-          </w:p>
-        </w:tc>
-        <w:tc>
-          <w:tcPr>
-            <w:tcW w:type="dxa" w:w="4706"/>
-          </w:tcPr>
-          <w:p>
-            <w:r>
-              <w:rPr>
-                <w:b w:val="0"/>
-                <w:i w:val="0"/>
-                <w:sz w:val="17"/>
-              </w:rPr>
               <w:t>Le montant des frais de cantines ou de restauration (1000 FCFA) pour l'année scolaire de MARIAMA NDIAYE 4 qui fréquente 1ére année de Maternelle  semble faible.</w:t>
-            </w:r>
-          </w:p>
-        </w:tc>
-      </w:tr>
-      <w:tr>
-        <w:tc>
-          <w:tcPr>
-            <w:tcW w:type="dxa" w:w="964"/>
-          </w:tcPr>
-          <w:p>
-            <w:r>
-              <w:rPr>
-                <w:b/>
-                <w:i w:val="0"/>
-                <w:color w:val="EA580C"/>
-                <w:sz w:val="16"/>
-              </w:rPr>
-              <w:t>Moyenne</w:t>
-            </w:r>
-          </w:p>
-        </w:tc>
-        <w:tc>
-          <w:tcPr>
-            <w:tcW w:type="dxa" w:w="1247"/>
-          </w:tcPr>
-          <w:p>
-            <w:r>
-              <w:rPr>
-                <w:b/>
-                <w:i w:val="0"/>
-                <w:sz w:val="16"/>
-              </w:rPr>
-              <w:t>S02</w:t>
-              <w:br/>
-            </w:r>
-            <w:r>
-              <w:rPr>
-                <w:b w:val="0"/>
-                <w:i w:val="0"/>
-                <w:color w:val="64748B"/>
-                <w:sz w:val="14"/>
-              </w:rPr>
-              <w:t>Éducation</w:t>
-            </w:r>
-          </w:p>
-        </w:tc>
-        <w:tc>
-          <w:tcPr>
-            <w:tcW w:type="dxa" w:w="1531"/>
-          </w:tcPr>
-          <w:p>
-            <w:r>
-              <w:rPr>
-                <w:b/>
-                <w:i w:val="0"/>
-                <w:color w:val="16A34A"/>
-                <w:sz w:val="16"/>
-              </w:rPr>
-              <w:t>—</w:t>
-            </w:r>
-          </w:p>
-        </w:tc>
-        <w:tc>
-          <w:tcPr>
-            <w:tcW w:type="dxa" w:w="1191"/>
-          </w:tcPr>
-          <w:p>
-            <w:r>
-              <w:rPr>
-                <w:b w:val="0"/>
-                <w:i w:val="0"/>
-                <w:color w:val="64748B"/>
-                <w:sz w:val="16"/>
-              </w:rPr>
-              <w:t>GT-CQ</w:t>
-            </w:r>
-          </w:p>
-        </w:tc>
-        <w:tc>
-          <w:tcPr>
-            <w:tcW w:type="dxa" w:w="4706"/>
-          </w:tcPr>
-          <w:p>
-            <w:r>
-              <w:rPr>
-                <w:b w:val="0"/>
-                <w:i w:val="0"/>
-                <w:sz w:val="17"/>
-              </w:rPr>
-              <w:t>veuillez, s'il vous plait, confirmer les frais de scolarité ( 1500 FCFA) payée de AMETH NDIAYE 14 avec le QG ou apporter les corrections nécessaires.</w:t>
-            </w:r>
-          </w:p>
-        </w:tc>
-      </w:tr>
-      <w:tr>
-        <w:tc>
-          <w:tcPr>
-            <w:tcW w:type="dxa" w:w="964"/>
-          </w:tcPr>
-          <w:p>
-            <w:r>
-              <w:rPr>
-                <w:b/>
-                <w:i w:val="0"/>
-                <w:color w:val="EA580C"/>
-                <w:sz w:val="16"/>
-              </w:rPr>
-              <w:t>Moyenne</w:t>
-            </w:r>
-          </w:p>
-        </w:tc>
-        <w:tc>
-          <w:tcPr>
-            <w:tcW w:type="dxa" w:w="1247"/>
-          </w:tcPr>
-          <w:p>
-            <w:r>
-              <w:rPr>
-                <w:b/>
-                <w:i w:val="0"/>
-                <w:sz w:val="16"/>
-              </w:rPr>
-              <w:t>S02</w:t>
-              <w:br/>
-            </w:r>
-            <w:r>
-              <w:rPr>
-                <w:b w:val="0"/>
-                <w:i w:val="0"/>
-                <w:color w:val="64748B"/>
-                <w:sz w:val="14"/>
-              </w:rPr>
-              <w:t>Éducation</w:t>
-            </w:r>
-          </w:p>
-        </w:tc>
-        <w:tc>
-          <w:tcPr>
-            <w:tcW w:type="dxa" w:w="1531"/>
-          </w:tcPr>
-          <w:p>
-            <w:r>
-              <w:rPr>
-                <w:b/>
-                <w:i w:val="0"/>
-                <w:color w:val="16A34A"/>
-                <w:sz w:val="16"/>
-              </w:rPr>
-              <w:t>—</w:t>
-            </w:r>
-          </w:p>
-        </w:tc>
-        <w:tc>
-          <w:tcPr>
-            <w:tcW w:type="dxa" w:w="1191"/>
-          </w:tcPr>
-          <w:p>
-            <w:r>
-              <w:rPr>
-                <w:b w:val="0"/>
-                <w:i w:val="0"/>
-                <w:color w:val="64748B"/>
-                <w:sz w:val="16"/>
-              </w:rPr>
-              <w:t>GT-CQ</w:t>
-            </w:r>
-          </w:p>
-        </w:tc>
-        <w:tc>
-          <w:tcPr>
-            <w:tcW w:type="dxa" w:w="4706"/>
-          </w:tcPr>
-          <w:p>
-            <w:r>
-              <w:rPr>
-                <w:b w:val="0"/>
-                <w:i w:val="0"/>
-                <w:sz w:val="17"/>
-              </w:rPr>
-              <w:t>veuillez, s'il vous plait, confirmer les frais de scolarité ( 1500 FCFA) payée de MAME SEYNABOU NDIAYE 8 avec le QG ou apporter les corrections nécessaires.</w:t>
-            </w:r>
-          </w:p>
-        </w:tc>
-      </w:tr>
-      <w:tr>
-        <w:tc>
-          <w:tcPr>
-            <w:tcW w:type="dxa" w:w="964"/>
-          </w:tcPr>
-          <w:p>
-            <w:r>
-              <w:rPr>
-                <w:b/>
-                <w:i w:val="0"/>
-                <w:color w:val="EA580C"/>
-                <w:sz w:val="16"/>
-              </w:rPr>
-              <w:t>Moyenne</w:t>
-            </w:r>
-          </w:p>
-        </w:tc>
-        <w:tc>
-          <w:tcPr>
-            <w:tcW w:type="dxa" w:w="1247"/>
-          </w:tcPr>
-          <w:p>
-            <w:r>
-              <w:rPr>
-                <w:b/>
-                <w:i w:val="0"/>
-                <w:sz w:val="16"/>
-              </w:rPr>
-              <w:t>S02</w:t>
-              <w:br/>
-            </w:r>
-            <w:r>
-              <w:rPr>
-                <w:b w:val="0"/>
-                <w:i w:val="0"/>
-                <w:color w:val="64748B"/>
-                <w:sz w:val="14"/>
-              </w:rPr>
-              <w:t>Éducation</w:t>
-            </w:r>
-          </w:p>
-        </w:tc>
-        <w:tc>
-          <w:tcPr>
-            <w:tcW w:type="dxa" w:w="1531"/>
-          </w:tcPr>
-          <w:p>
-            <w:r>
-              <w:rPr>
-                <w:b/>
-                <w:i w:val="0"/>
-                <w:color w:val="16A34A"/>
-                <w:sz w:val="16"/>
-              </w:rPr>
-              <w:t>—</w:t>
-            </w:r>
-          </w:p>
-        </w:tc>
-        <w:tc>
-          <w:tcPr>
-            <w:tcW w:type="dxa" w:w="1191"/>
-          </w:tcPr>
-          <w:p>
-            <w:r>
-              <w:rPr>
-                <w:b w:val="0"/>
-                <w:i w:val="0"/>
-                <w:color w:val="64748B"/>
-                <w:sz w:val="16"/>
-              </w:rPr>
-              <w:t>GT-CQ</w:t>
-            </w:r>
-          </w:p>
-        </w:tc>
-        <w:tc>
-          <w:tcPr>
-            <w:tcW w:type="dxa" w:w="4706"/>
-          </w:tcPr>
-          <w:p>
-            <w:r>
-              <w:rPr>
-                <w:b w:val="0"/>
-                <w:i w:val="0"/>
-                <w:sz w:val="17"/>
-              </w:rPr>
-              <w:t>veuillez, s'il vous plait, confirmer les frais de scolarité ( 1500 FCFA) payée de NDEYE FATOU NDIAYE 12 avec le QG ou apporter les corrections nécessaires.</w:t>
-            </w:r>
-          </w:p>
-        </w:tc>
-      </w:tr>
-      <w:tr>
-        <w:tc>
-          <w:tcPr>
-            <w:tcW w:type="dxa" w:w="964"/>
-          </w:tcPr>
-          <w:p>
-            <w:r>
-              <w:rPr>
-                <w:b/>
-                <w:i w:val="0"/>
-                <w:color w:val="EA580C"/>
-                <w:sz w:val="16"/>
-              </w:rPr>
-              <w:t>Moyenne</w:t>
-            </w:r>
-          </w:p>
-        </w:tc>
-        <w:tc>
-          <w:tcPr>
-            <w:tcW w:type="dxa" w:w="1247"/>
-          </w:tcPr>
-          <w:p>
-            <w:r>
-              <w:rPr>
-                <w:b/>
-                <w:i w:val="0"/>
-                <w:sz w:val="16"/>
-              </w:rPr>
-              <w:t>S02</w:t>
-              <w:br/>
-            </w:r>
-            <w:r>
-              <w:rPr>
-                <w:b w:val="0"/>
-                <w:i w:val="0"/>
-                <w:color w:val="64748B"/>
-                <w:sz w:val="14"/>
-              </w:rPr>
-              <w:t>Éducation</w:t>
-            </w:r>
-          </w:p>
-        </w:tc>
-        <w:tc>
-          <w:tcPr>
-            <w:tcW w:type="dxa" w:w="1531"/>
-          </w:tcPr>
-          <w:p>
-            <w:r>
-              <w:rPr>
-                <w:b/>
-                <w:i w:val="0"/>
-                <w:color w:val="16A34A"/>
-                <w:sz w:val="16"/>
-              </w:rPr>
-              <w:t>—</w:t>
-            </w:r>
-          </w:p>
-        </w:tc>
-        <w:tc>
-          <w:tcPr>
-            <w:tcW w:type="dxa" w:w="1191"/>
-          </w:tcPr>
-          <w:p>
-            <w:r>
-              <w:rPr>
-                <w:b w:val="0"/>
-                <w:i w:val="0"/>
-                <w:color w:val="64748B"/>
-                <w:sz w:val="16"/>
-              </w:rPr>
-              <w:t>GT-CQ</w:t>
-            </w:r>
-          </w:p>
-        </w:tc>
-        <w:tc>
-          <w:tcPr>
-            <w:tcW w:type="dxa" w:w="4706"/>
-          </w:tcPr>
-          <w:p>
-            <w:r>
-              <w:rPr>
-                <w:b w:val="0"/>
-                <w:i w:val="0"/>
-                <w:sz w:val="17"/>
-              </w:rPr>
-              <w:t>veuillez, s'il vous plait, confirmer les frais de scolarité ( 9000 FCFA) payée de FATOU SENE 17 avec le QG ou apporter les corrections nécessaires.</w:t>
             </w:r>
           </w:p>
         </w:tc>
